--- a/ind/docx/39.content.docx
+++ b/ind/docx/39.content.docx
@@ -19,7 +19,7 @@
         <w:rPr>
           <w:lang w:val="id_ID" w:bidi="id_ID"/>
         </w:rPr>
-        <w:t>Resource: Tyndale Open Study Notes</w:t>
+        <w:t>Resource: Aquifer Open Study Notes</w:t>
       </w:r>
       <w:r>
         <w:rPr>
@@ -112,7 +112,7 @@
         <w:rPr>
           <w:lang w:val="id_ID" w:bidi="id_ID"/>
         </w:rPr>
-        <w:t>Tyndale Open Study Notes</w:t>
+        <w:t>Aquifer Open Study Notes</w:t>
       </w:r>
     </w:p>
     <w:p>

--- a/ind/docx/39.content.docx
+++ b/ind/docx/39.content.docx
@@ -314,72 +314,48 @@
         </w:rPr>
         <w:t xml:space="preserve"> terhadap Israel sebagai umat-Nya. Pesan Maleakhi menunjukkan bahwa ada dimensi lain dari kasih Perjanjian Allah yang tanpa syarat untuk Israel (seperti belas kasihan-Nya yang penuh kesabaran; lihat </w:t>
       </w:r>
-      <w:hyperlink r:id="rId13">
-        <w:r>
-          <w:rPr>
-            <w:lang w:val="id_ID" w:bidi="id_ID"/>
-          </w:rPr>
-          <w:rPr>
-            <w:color w:val="0000EE"/>
-            <w:u w:val="single"/>
-          </w:rPr>
-          <w:t>Mal.</w:t>
-        </w:r>
-      </w:hyperlink>
+      <w:r>
+        <w:rPr>
+          <w:lang w:val="id_ID" w:bidi="id_ID"/>
+        </w:rPr>
+        <w:t>Mal.</w:t>
+      </w:r>
       <w:r>
         <w:rPr>
           <w:lang w:val="id_ID" w:bidi="id_ID"/>
         </w:rPr>
         <w:t xml:space="preserve"> </w:t>
       </w:r>
-      <w:hyperlink r:id="rId14">
-        <w:r>
-          <w:rPr>
-            <w:lang w:val="id_ID" w:bidi="id_ID"/>
-          </w:rPr>
-          <w:rPr>
-            <w:color w:val="0000EE"/>
-            <w:u w:val="single"/>
-          </w:rPr>
-          <w:t>3:6</w:t>
-        </w:r>
-      </w:hyperlink>
+      <w:r>
+        <w:rPr>
+          <w:lang w:val="id_ID" w:bidi="id_ID"/>
+        </w:rPr>
+        <w:t>3:6</w:t>
+      </w:r>
       <w:r>
         <w:rPr>
           <w:lang w:val="id_ID" w:bidi="id_ID"/>
         </w:rPr>
         <w:t xml:space="preserve">, </w:t>
       </w:r>
-      <w:hyperlink r:id="rId13">
-        <w:r>
-          <w:rPr>
-            <w:lang w:val="id_ID" w:bidi="id_ID"/>
-          </w:rPr>
-          <w:rPr>
-            <w:color w:val="0000EE"/>
-            <w:u w:val="single"/>
-          </w:rPr>
-          <w:t>17</w:t>
-        </w:r>
-      </w:hyperlink>
+      <w:r>
+        <w:rPr>
+          <w:lang w:val="id_ID" w:bidi="id_ID"/>
+        </w:rPr>
+        <w:t>17</w:t>
+      </w:r>
       <w:r>
         <w:rPr>
           <w:lang w:val="id_ID" w:bidi="id_ID"/>
         </w:rPr>
         <w:t xml:space="preserve">) yang juga masih berlaku. Lihat juga </w:t>
       </w:r>
-      <w:hyperlink r:id="rId15">
-        <w:r>
-          <w:rPr>
-            <w:lang w:val="id_ID" w:bidi="id_ID"/>
-          </w:rPr>
-          <w:rPr>
-            <w:color w:val="0000EE"/>
-            <w:u w:val="single"/>
-          </w:rPr>
-          <w:t>Rm. 9:13</w:t>
-        </w:r>
-      </w:hyperlink>
+      <w:r>
+        <w:rPr>
+          <w:lang w:val="id_ID" w:bidi="id_ID"/>
+        </w:rPr>
+        <w:t>Rm. 9:13</w:t>
+      </w:r>
       <w:r>
         <w:rPr>
           <w:lang w:val="id_ID" w:bidi="id_ID"/>
@@ -447,36 +423,24 @@
         </w:rPr>
         <w:t xml:space="preserve"> — sebuah format yang mengibaratkan atau menggambarkan suasana ruang sidang dan menyuguhkan nuansa pengadilan untuk menyampaikan pesan sang nabi. Perdebatan pertama ini menyampaikan kebenaran bahwa Allah mengasihi Israel (</w:t>
       </w:r>
-      <w:hyperlink r:id="rId16">
-        <w:r>
-          <w:rPr>
-            <w:lang w:val="id_ID" w:bidi="id_ID"/>
-          </w:rPr>
-          <w:rPr>
-            <w:color w:val="0000EE"/>
-            <w:u w:val="single"/>
-          </w:rPr>
-          <w:t>Mal.</w:t>
-        </w:r>
-      </w:hyperlink>
+      <w:r>
+        <w:rPr>
+          <w:lang w:val="id_ID" w:bidi="id_ID"/>
+        </w:rPr>
+        <w:t>Mal.</w:t>
+      </w:r>
       <w:r>
         <w:rPr>
           <w:lang w:val="id_ID" w:bidi="id_ID"/>
         </w:rPr>
         <w:t xml:space="preserve"> </w:t>
       </w:r>
-      <w:hyperlink r:id="rId16">
-        <w:r>
-          <w:rPr>
-            <w:lang w:val="id_ID" w:bidi="id_ID"/>
-          </w:rPr>
-          <w:rPr>
-            <w:color w:val="0000EE"/>
-            <w:u w:val="single"/>
-          </w:rPr>
-          <w:t>1:2</w:t>
-        </w:r>
-      </w:hyperlink>
+      <w:r>
+        <w:rPr>
+          <w:lang w:val="id_ID" w:bidi="id_ID"/>
+        </w:rPr>
+        <w:t>1:2</w:t>
+      </w:r>
       <w:r>
         <w:rPr>
           <w:lang w:val="id_ID" w:bidi="id_ID"/>
@@ -544,126 +508,84 @@
         </w:rPr>
         <w:t xml:space="preserve"> dalam </w:t>
       </w:r>
-      <w:hyperlink r:id="rId16">
-        <w:r>
-          <w:rPr>
-            <w:lang w:val="id_ID" w:bidi="id_ID"/>
-          </w:rPr>
-          <w:rPr>
-            <w:color w:val="0000EE"/>
-            <w:u w:val="single"/>
-          </w:rPr>
-          <w:t>Mal.</w:t>
-        </w:r>
-      </w:hyperlink>
+      <w:r>
+        <w:rPr>
+          <w:lang w:val="id_ID" w:bidi="id_ID"/>
+        </w:rPr>
+        <w:t>Mal.</w:t>
+      </w:r>
       <w:r>
         <w:rPr>
           <w:lang w:val="id_ID" w:bidi="id_ID"/>
         </w:rPr>
         <w:t xml:space="preserve"> </w:t>
       </w:r>
-      <w:hyperlink r:id="rId16">
-        <w:r>
-          <w:rPr>
-            <w:lang w:val="id_ID" w:bidi="id_ID"/>
-          </w:rPr>
-          <w:rPr>
-            <w:color w:val="0000EE"/>
-            <w:u w:val="single"/>
-          </w:rPr>
-          <w:t>1:2</w:t>
-        </w:r>
-      </w:hyperlink>
+      <w:r>
+        <w:rPr>
+          <w:lang w:val="id_ID" w:bidi="id_ID"/>
+        </w:rPr>
+        <w:t>1:2</w:t>
+      </w:r>
       <w:r>
         <w:rPr>
           <w:lang w:val="id_ID" w:bidi="id_ID"/>
         </w:rPr>
         <w:t xml:space="preserve">): Cinta dan benci membentuk pasangan kata yang berlawanan dalam teks hukum dan nubuat Perjanjian Lama (lihat </w:t>
       </w:r>
-      <w:hyperlink r:id="rId17">
-        <w:r>
-          <w:rPr>
-            <w:lang w:val="id_ID" w:bidi="id_ID"/>
-          </w:rPr>
-          <w:rPr>
-            <w:color w:val="0000EE"/>
-            <w:u w:val="single"/>
-          </w:rPr>
-          <w:t>Ul. 7:9–10</w:t>
-        </w:r>
-      </w:hyperlink>
+      <w:r>
+        <w:rPr>
+          <w:lang w:val="id_ID" w:bidi="id_ID"/>
+        </w:rPr>
+        <w:t>Ul. 7:9–10</w:t>
+      </w:r>
       <w:r>
         <w:rPr>
           <w:lang w:val="id_ID" w:bidi="id_ID"/>
         </w:rPr>
         <w:t xml:space="preserve">; </w:t>
       </w:r>
-      <w:hyperlink r:id="rId18">
-        <w:r>
-          <w:rPr>
-            <w:lang w:val="id_ID" w:bidi="id_ID"/>
-          </w:rPr>
-          <w:rPr>
-            <w:color w:val="0000EE"/>
-            <w:u w:val="single"/>
-          </w:rPr>
-          <w:t>Amos 5:15</w:t>
-        </w:r>
-      </w:hyperlink>
+      <w:r>
+        <w:rPr>
+          <w:lang w:val="id_ID" w:bidi="id_ID"/>
+        </w:rPr>
+        <w:t>Amos 5:15</w:t>
+      </w:r>
       <w:r>
         <w:rPr>
           <w:lang w:val="id_ID" w:bidi="id_ID"/>
         </w:rPr>
         <w:t xml:space="preserve">), sering digunakan untuk menggambarkan keterasingan akibat hubungan perjanjian yang rusak. Di sini, Allah menyatakan bahwa Dia menolak Esau (dan keturunannya, orang Edom). Esau telah meremehkan dan menolak hubungan Perjanjian dengan Tuhan (lihat </w:t>
       </w:r>
-      <w:hyperlink r:id="rId19">
-        <w:r>
-          <w:rPr>
-            <w:lang w:val="id_ID" w:bidi="id_ID"/>
-          </w:rPr>
-          <w:rPr>
-            <w:color w:val="0000EE"/>
-            <w:u w:val="single"/>
-          </w:rPr>
-          <w:t>Kej. 25:34</w:t>
-        </w:r>
-      </w:hyperlink>
+      <w:r>
+        <w:rPr>
+          <w:lang w:val="id_ID" w:bidi="id_ID"/>
+        </w:rPr>
+        <w:t>Kej. 25:34</w:t>
+      </w:r>
       <w:r>
         <w:rPr>
           <w:lang w:val="id_ID" w:bidi="id_ID"/>
         </w:rPr>
         <w:t xml:space="preserve">; </w:t>
       </w:r>
-      <w:hyperlink r:id="rId20">
-        <w:r>
-          <w:rPr>
-            <w:lang w:val="id_ID" w:bidi="id_ID"/>
-          </w:rPr>
-          <w:rPr>
-            <w:color w:val="0000EE"/>
-            <w:u w:val="single"/>
-          </w:rPr>
-          <w:t>26:34–35</w:t>
-        </w:r>
-      </w:hyperlink>
+      <w:r>
+        <w:rPr>
+          <w:lang w:val="id_ID" w:bidi="id_ID"/>
+        </w:rPr>
+        <w:t>26:34–35</w:t>
+      </w:r>
       <w:r>
         <w:rPr>
           <w:lang w:val="id_ID" w:bidi="id_ID"/>
         </w:rPr>
         <w:t>). • Esau adalah leluhur bangsa Edom, dan warisannya, wilayah Edom, terletak di tepi tenggara Laut Mati. Penyebutan Yakub dan Esau mengingatkan pada persaingan antara kedua saudara kembar tersebut (</w:t>
       </w:r>
-      <w:hyperlink r:id="rId21">
-        <w:r>
-          <w:rPr>
-            <w:lang w:val="id_ID" w:bidi="id_ID"/>
-          </w:rPr>
-          <w:rPr>
-            <w:color w:val="0000EE"/>
-            <w:u w:val="single"/>
-          </w:rPr>
-          <w:t>Kej. 25:23–26</w:t>
-        </w:r>
-      </w:hyperlink>
+      <w:r>
+        <w:rPr>
+          <w:lang w:val="id_ID" w:bidi="id_ID"/>
+        </w:rPr>
+        <w:t>Kej. 25:23–26</w:t>
+      </w:r>
       <w:r>
         <w:rPr>
           <w:lang w:val="id_ID" w:bidi="id_ID"/>
@@ -757,90 +679,60 @@
         </w:rPr>
         <w:t xml:space="preserve"> Bala tentara surga merujuk pada pasukan malaikat di bawah perintah Allah; frasa ini menekankan kekuatan Allah yang tak terkalahkan. • daerah kefasikan: Esau bersifat egois dan meremehkan syarat-syarat perjanjian Tuhan (lihat </w:t>
       </w:r>
-      <w:hyperlink r:id="rId19">
-        <w:r>
-          <w:rPr>
-            <w:lang w:val="id_ID" w:bidi="id_ID"/>
-          </w:rPr>
-          <w:rPr>
-            <w:color w:val="0000EE"/>
-            <w:u w:val="single"/>
-          </w:rPr>
-          <w:t>Kej. 25:34</w:t>
-        </w:r>
-      </w:hyperlink>
+      <w:r>
+        <w:rPr>
+          <w:lang w:val="id_ID" w:bidi="id_ID"/>
+        </w:rPr>
+        <w:t>Kej. 25:34</w:t>
+      </w:r>
       <w:r>
         <w:rPr>
           <w:lang w:val="id_ID" w:bidi="id_ID"/>
         </w:rPr>
         <w:t xml:space="preserve">). Bangsa Edom menjadi lambang kesombongan yang berpusat pada diri sendiri (lihat </w:t>
       </w:r>
-      <w:hyperlink r:id="rId22">
-        <w:r>
-          <w:rPr>
-            <w:lang w:val="id_ID" w:bidi="id_ID"/>
-          </w:rPr>
-          <w:rPr>
-            <w:color w:val="0000EE"/>
-            <w:u w:val="single"/>
-          </w:rPr>
-          <w:t>Yer. 49:16</w:t>
-        </w:r>
-      </w:hyperlink>
+      <w:r>
+        <w:rPr>
+          <w:lang w:val="id_ID" w:bidi="id_ID"/>
+        </w:rPr>
+        <w:t>Yer. 49:16</w:t>
+      </w:r>
       <w:r>
         <w:rPr>
           <w:lang w:val="id_ID" w:bidi="id_ID"/>
         </w:rPr>
         <w:t xml:space="preserve">). Orang-orang Edom juga merupakan sekutu Babel dalam penghancuran Yerusalem (lihat </w:t>
       </w:r>
-      <w:hyperlink r:id="rId23">
-        <w:r>
-          <w:rPr>
-            <w:lang w:val="id_ID" w:bidi="id_ID"/>
-          </w:rPr>
-          <w:rPr>
-            <w:color w:val="0000EE"/>
-            <w:u w:val="single"/>
-          </w:rPr>
-          <w:t>Mzm. 137:7–9</w:t>
-        </w:r>
-      </w:hyperlink>
+      <w:r>
+        <w:rPr>
+          <w:lang w:val="id_ID" w:bidi="id_ID"/>
+        </w:rPr>
+        <w:t>Mzm. 137:7–9</w:t>
+      </w:r>
       <w:r>
         <w:rPr>
           <w:lang w:val="id_ID" w:bidi="id_ID"/>
         </w:rPr>
         <w:t xml:space="preserve">; </w:t>
       </w:r>
-      <w:hyperlink r:id="rId24">
-        <w:r>
-          <w:rPr>
-            <w:lang w:val="id_ID" w:bidi="id_ID"/>
-          </w:rPr>
-          <w:rPr>
-            <w:color w:val="0000EE"/>
-            <w:u w:val="single"/>
-          </w:rPr>
-          <w:t>Ob. 1:10</w:t>
-        </w:r>
-      </w:hyperlink>
+      <w:r>
+        <w:rPr>
+          <w:lang w:val="id_ID" w:bidi="id_ID"/>
+        </w:rPr>
+        <w:t>Ob. 1:10</w:t>
+      </w:r>
       <w:r>
         <w:rPr>
           <w:lang w:val="id_ID" w:bidi="id_ID"/>
         </w:rPr>
         <w:t xml:space="preserve">, </w:t>
       </w:r>
-      <w:hyperlink r:id="rId25">
-        <w:r>
-          <w:rPr>
-            <w:lang w:val="id_ID" w:bidi="id_ID"/>
-          </w:rPr>
-          <w:rPr>
-            <w:color w:val="0000EE"/>
-            <w:u w:val="single"/>
-          </w:rPr>
-          <w:t>12</w:t>
-        </w:r>
-      </w:hyperlink>
+      <w:r>
+        <w:rPr>
+          <w:lang w:val="id_ID" w:bidi="id_ID"/>
+        </w:rPr>
+        <w:t>12</w:t>
+      </w:r>
       <w:r>
         <w:rPr>
           <w:lang w:val="id_ID" w:bidi="id_ID"/>
@@ -895,18 +787,12 @@
         </w:rPr>
         <w:t xml:space="preserve">yang menghina nama-Ku: Nama Allah mencerminkan reputasi atau karakter-Nya (bdk. </w:t>
       </w:r>
-      <w:hyperlink r:id="rId26">
-        <w:r>
-          <w:rPr>
-            <w:lang w:val="id_ID" w:bidi="id_ID"/>
-          </w:rPr>
-          <w:rPr>
-            <w:color w:val="0000EE"/>
-            <w:u w:val="single"/>
-          </w:rPr>
-          <w:t>Yeh. 36:19–24</w:t>
-        </w:r>
-      </w:hyperlink>
+      <w:r>
+        <w:rPr>
+          <w:lang w:val="id_ID" w:bidi="id_ID"/>
+        </w:rPr>
+        <w:t>Yeh. 36:19–24</w:t>
+      </w:r>
       <w:r>
         <w:rPr>
           <w:lang w:val="id_ID" w:bidi="id_ID"/>
@@ -961,108 +847,72 @@
         </w:rPr>
         <w:t>Pesan kedua Maleakhi menegaskan peran Tuhan sebagai Allah dan Bapa bagi Israel; hanya Dia yang layak menerima ibadah yang sejati. Bagian pertama (</w:t>
       </w:r>
-      <w:hyperlink r:id="rId27">
-        <w:r>
-          <w:rPr>
-            <w:lang w:val="id_ID" w:bidi="id_ID"/>
-          </w:rPr>
-          <w:rPr>
-            <w:color w:val="0000EE"/>
-            <w:u w:val="single"/>
-          </w:rPr>
-          <w:t>Mal.</w:t>
-        </w:r>
-      </w:hyperlink>
+      <w:r>
+        <w:rPr>
+          <w:lang w:val="id_ID" w:bidi="id_ID"/>
+        </w:rPr>
+        <w:t>Mal.</w:t>
+      </w:r>
       <w:r>
         <w:rPr>
           <w:lang w:val="id_ID" w:bidi="id_ID"/>
         </w:rPr>
         <w:t xml:space="preserve"> </w:t>
       </w:r>
-      <w:hyperlink r:id="rId27">
-        <w:r>
-          <w:rPr>
-            <w:lang w:val="id_ID" w:bidi="id_ID"/>
-          </w:rPr>
-          <w:rPr>
-            <w:color w:val="0000EE"/>
-            <w:u w:val="single"/>
-          </w:rPr>
-          <w:t>1:6–14</w:t>
-        </w:r>
-      </w:hyperlink>
+      <w:r>
+        <w:rPr>
+          <w:lang w:val="id_ID" w:bidi="id_ID"/>
+        </w:rPr>
+        <w:t>1:6–14</w:t>
+      </w:r>
       <w:r>
         <w:rPr>
           <w:lang w:val="id_ID" w:bidi="id_ID"/>
         </w:rPr>
         <w:t>) menunjukkan bagaimana bangsa Israel tidak menghormati Allah meskipun Dia memberikan pemeliharaan sebagai Bapa dan kekuasaan sebagai Tuan. Bagian kedua (</w:t>
       </w:r>
-      <w:hyperlink r:id="rId28">
-        <w:r>
-          <w:rPr>
-            <w:lang w:val="id_ID" w:bidi="id_ID"/>
-          </w:rPr>
-          <w:rPr>
-            <w:color w:val="0000EE"/>
-            <w:u w:val="single"/>
-          </w:rPr>
-          <w:t>Mal.</w:t>
-        </w:r>
-      </w:hyperlink>
+      <w:r>
+        <w:rPr>
+          <w:lang w:val="id_ID" w:bidi="id_ID"/>
+        </w:rPr>
+        <w:t>Mal.</w:t>
+      </w:r>
       <w:r>
         <w:rPr>
           <w:lang w:val="id_ID" w:bidi="id_ID"/>
         </w:rPr>
         <w:t xml:space="preserve"> </w:t>
       </w:r>
-      <w:hyperlink r:id="rId28">
-        <w:r>
-          <w:rPr>
-            <w:lang w:val="id_ID" w:bidi="id_ID"/>
-          </w:rPr>
-          <w:rPr>
-            <w:color w:val="0000EE"/>
-            <w:u w:val="single"/>
-          </w:rPr>
-          <w:t>2:1–9</w:t>
-        </w:r>
-      </w:hyperlink>
+      <w:r>
+        <w:rPr>
+          <w:lang w:val="id_ID" w:bidi="id_ID"/>
+        </w:rPr>
+        <w:t>2:1–9</w:t>
+      </w:r>
       <w:r>
         <w:rPr>
           <w:lang w:val="id_ID" w:bidi="id_ID"/>
         </w:rPr>
         <w:t>) memperingatkan para imam Yehuda agar tidak mengorbankan hewan yang sakit dan cacat serta menyalahkan mereka karena tidak mengajarkan perintah Allah (</w:t>
       </w:r>
-      <w:hyperlink r:id="rId29">
-        <w:r>
-          <w:rPr>
-            <w:lang w:val="id_ID" w:bidi="id_ID"/>
-          </w:rPr>
-          <w:rPr>
-            <w:color w:val="0000EE"/>
-            <w:u w:val="single"/>
-          </w:rPr>
-          <w:t>Mal.</w:t>
-        </w:r>
-      </w:hyperlink>
+      <w:r>
+        <w:rPr>
+          <w:lang w:val="id_ID" w:bidi="id_ID"/>
+        </w:rPr>
+        <w:t>Mal.</w:t>
+      </w:r>
       <w:r>
         <w:rPr>
           <w:lang w:val="id_ID" w:bidi="id_ID"/>
         </w:rPr>
         <w:t xml:space="preserve"> </w:t>
       </w:r>
-      <w:hyperlink r:id="rId29">
-        <w:r>
-          <w:rPr>
-            <w:lang w:val="id_ID" w:bidi="id_ID"/>
-          </w:rPr>
-          <w:rPr>
-            <w:color w:val="0000EE"/>
-            <w:u w:val="single"/>
-          </w:rPr>
-          <w:t>2:6–8</w:t>
-        </w:r>
-      </w:hyperlink>
+      <w:r>
+        <w:rPr>
+          <w:lang w:val="id_ID" w:bidi="id_ID"/>
+        </w:rPr>
+        <w:t>2:6–8</w:t>
+      </w:r>
       <w:r>
         <w:rPr>
           <w:lang w:val="id_ID" w:bidi="id_ID"/>
@@ -1117,36 +967,24 @@
         </w:rPr>
         <w:t>bagaimanakah kami mencemarkannya?: Kenajisan atau pencemaran ritual dapat menjadikan suatu objek atau orang tidak layak untuk berpartisipasi dalam upacara ibadah kepada Tuhan. Pencemaran dalam kasus ini disebabkan oleh pengabaian hukum mengenai pengorbanan hewan yang dapat diterima (</w:t>
       </w:r>
-      <w:hyperlink r:id="rId30">
-        <w:r>
-          <w:rPr>
-            <w:lang w:val="id_ID" w:bidi="id_ID"/>
-          </w:rPr>
-          <w:rPr>
-            <w:color w:val="0000EE"/>
-            <w:u w:val="single"/>
-          </w:rPr>
-          <w:t>Im. 22:17–25</w:t>
-        </w:r>
-      </w:hyperlink>
+      <w:r>
+        <w:rPr>
+          <w:lang w:val="id_ID" w:bidi="id_ID"/>
+        </w:rPr>
+        <w:t>Im. 22:17–25</w:t>
+      </w:r>
       <w:r>
         <w:rPr>
           <w:lang w:val="id_ID" w:bidi="id_ID"/>
         </w:rPr>
         <w:t xml:space="preserve">; </w:t>
       </w:r>
-      <w:hyperlink r:id="rId31">
-        <w:r>
-          <w:rPr>
-            <w:lang w:val="id_ID" w:bidi="id_ID"/>
-          </w:rPr>
-          <w:rPr>
-            <w:color w:val="0000EE"/>
-            <w:u w:val="single"/>
-          </w:rPr>
-          <w:t>Ul. 15:21</w:t>
-        </w:r>
-      </w:hyperlink>
+      <w:r>
+        <w:rPr>
+          <w:lang w:val="id_ID" w:bidi="id_ID"/>
+        </w:rPr>
+        <w:t>Ul. 15:21</w:t>
+      </w:r>
       <w:r>
         <w:rPr>
           <w:lang w:val="id_ID" w:bidi="id_ID"/>
@@ -1214,36 +1052,24 @@
         </w:rPr>
         <w:t xml:space="preserve"> (</w:t>
       </w:r>
-      <w:hyperlink r:id="rId32">
-        <w:r>
-          <w:rPr>
-            <w:lang w:val="id_ID" w:bidi="id_ID"/>
-          </w:rPr>
-          <w:rPr>
-            <w:color w:val="0000EE"/>
-            <w:u w:val="single"/>
-          </w:rPr>
-          <w:t>Mal.</w:t>
-        </w:r>
-      </w:hyperlink>
+      <w:r>
+        <w:rPr>
+          <w:lang w:val="id_ID" w:bidi="id_ID"/>
+        </w:rPr>
+        <w:t>Mal.</w:t>
+      </w:r>
       <w:r>
         <w:rPr>
           <w:lang w:val="id_ID" w:bidi="id_ID"/>
         </w:rPr>
         <w:t xml:space="preserve"> </w:t>
       </w:r>
-      <w:hyperlink r:id="rId32">
-        <w:r>
-          <w:rPr>
-            <w:lang w:val="id_ID" w:bidi="id_ID"/>
-          </w:rPr>
-          <w:rPr>
-            <w:color w:val="0000EE"/>
-            <w:u w:val="single"/>
-          </w:rPr>
-          <w:t>1:7</w:t>
-        </w:r>
-      </w:hyperlink>
+      <w:r>
+        <w:rPr>
+          <w:lang w:val="id_ID" w:bidi="id_ID"/>
+        </w:rPr>
+        <w:t>1:7</w:t>
+      </w:r>
       <w:r>
         <w:rPr>
           <w:lang w:val="id_ID" w:bidi="id_ID"/>
@@ -1263,36 +1089,24 @@
         </w:rPr>
         <w:t xml:space="preserve"> (</w:t>
       </w:r>
-      <w:hyperlink r:id="rId33">
-        <w:r>
-          <w:rPr>
-            <w:lang w:val="id_ID" w:bidi="id_ID"/>
-          </w:rPr>
-          <w:rPr>
-            <w:color w:val="0000EE"/>
-            <w:u w:val="single"/>
-          </w:rPr>
-          <w:t>Mal.</w:t>
-        </w:r>
-      </w:hyperlink>
+      <w:r>
+        <w:rPr>
+          <w:lang w:val="id_ID" w:bidi="id_ID"/>
+        </w:rPr>
+        <w:t>Mal.</w:t>
+      </w:r>
       <w:r>
         <w:rPr>
           <w:lang w:val="id_ID" w:bidi="id_ID"/>
         </w:rPr>
         <w:t xml:space="preserve"> </w:t>
       </w:r>
-      <w:hyperlink r:id="rId33">
-        <w:r>
-          <w:rPr>
-            <w:lang w:val="id_ID" w:bidi="id_ID"/>
-          </w:rPr>
-          <w:rPr>
-            <w:color w:val="0000EE"/>
-            <w:u w:val="single"/>
-          </w:rPr>
-          <w:t>1:8</w:t>
-        </w:r>
-      </w:hyperlink>
+      <w:r>
+        <w:rPr>
+          <w:lang w:val="id_ID" w:bidi="id_ID"/>
+        </w:rPr>
+        <w:t>1:8</w:t>
+      </w:r>
       <w:r>
         <w:rPr>
           <w:lang w:val="id_ID" w:bidi="id_ID"/>
@@ -1395,36 +1209,24 @@
         </w:rPr>
         <w:t xml:space="preserve">Terkutuklah: "Mengikat dengan kutukan" berarti menyerahkan seseorang kepada kemalangan sebagai hukuman atas kejahatan yang serius terhadap masyarakat (lihat </w:t>
       </w:r>
-      <w:hyperlink r:id="rId34">
-        <w:r>
-          <w:rPr>
-            <w:lang w:val="id_ID" w:bidi="id_ID"/>
-          </w:rPr>
-          <w:rPr>
-            <w:color w:val="0000EE"/>
-            <w:u w:val="single"/>
-          </w:rPr>
-          <w:t>Ul. 27:15–26</w:t>
-        </w:r>
-      </w:hyperlink>
+      <w:r>
+        <w:rPr>
+          <w:lang w:val="id_ID" w:bidi="id_ID"/>
+        </w:rPr>
+        <w:t>Ul. 27:15–26</w:t>
+      </w:r>
       <w:r>
         <w:rPr>
           <w:lang w:val="id_ID" w:bidi="id_ID"/>
         </w:rPr>
         <w:t xml:space="preserve">; </w:t>
       </w:r>
-      <w:hyperlink r:id="rId35">
-        <w:r>
-          <w:rPr>
-            <w:lang w:val="id_ID" w:bidi="id_ID"/>
-          </w:rPr>
-          <w:rPr>
-            <w:color w:val="0000EE"/>
-            <w:u w:val="single"/>
-          </w:rPr>
-          <w:t>Yer. 48:10</w:t>
-        </w:r>
-      </w:hyperlink>
+      <w:r>
+        <w:rPr>
+          <w:lang w:val="id_ID" w:bidi="id_ID"/>
+        </w:rPr>
+        <w:t>Yer. 48:10</w:t>
+      </w:r>
       <w:r>
         <w:rPr>
           <w:lang w:val="id_ID" w:bidi="id_ID"/>
@@ -1479,18 +1281,12 @@
         </w:rPr>
         <w:t xml:space="preserve">jika kamu tidak memberi perhatian: Ini adalah masalah kehendak, bukan perasaan. • kutuk: Maleakhi memaksudkan kehancuran total bagi mereka yang melanggar perjanjian Allah (lihat </w:t>
       </w:r>
-      <w:hyperlink r:id="rId36">
-        <w:r>
-          <w:rPr>
-            <w:lang w:val="id_ID" w:bidi="id_ID"/>
-          </w:rPr>
-          <w:rPr>
-            <w:color w:val="0000EE"/>
-            <w:u w:val="single"/>
-          </w:rPr>
-          <w:t>Ul. 28:20</w:t>
-        </w:r>
-      </w:hyperlink>
+      <w:r>
+        <w:rPr>
+          <w:lang w:val="id_ID" w:bidi="id_ID"/>
+        </w:rPr>
+        <w:t>Ul. 28:20</w:t>
+      </w:r>
       <w:r>
         <w:rPr>
           <w:lang w:val="id_ID" w:bidi="id_ID"/>
@@ -1545,90 +1341,60 @@
         </w:rPr>
         <w:t>Perjanjian-Ku dengan Lewi: Jika orang Lewi bersedia mengabdikan diri untuk melayani Allah dan meninggalkan kemuliaan pribadi mereka, Allah akan memberikan mereka kehidupan dan damai (</w:t>
       </w:r>
-      <w:hyperlink r:id="rId37">
-        <w:r>
-          <w:rPr>
-            <w:lang w:val="id_ID" w:bidi="id_ID"/>
-          </w:rPr>
-          <w:rPr>
-            <w:color w:val="0000EE"/>
-            <w:u w:val="single"/>
-          </w:rPr>
-          <w:t>Mal.</w:t>
-        </w:r>
-      </w:hyperlink>
+      <w:r>
+        <w:rPr>
+          <w:lang w:val="id_ID" w:bidi="id_ID"/>
+        </w:rPr>
+        <w:t>Mal.</w:t>
+      </w:r>
       <w:r>
         <w:rPr>
           <w:lang w:val="id_ID" w:bidi="id_ID"/>
         </w:rPr>
         <w:t xml:space="preserve"> </w:t>
       </w:r>
-      <w:hyperlink r:id="rId37">
-        <w:r>
-          <w:rPr>
-            <w:lang w:val="id_ID" w:bidi="id_ID"/>
-          </w:rPr>
-          <w:rPr>
-            <w:color w:val="0000EE"/>
-            <w:u w:val="single"/>
-          </w:rPr>
-          <w:t>2:5</w:t>
-        </w:r>
-      </w:hyperlink>
+      <w:r>
+        <w:rPr>
+          <w:lang w:val="id_ID" w:bidi="id_ID"/>
+        </w:rPr>
+        <w:t>2:5</w:t>
+      </w:r>
       <w:r>
         <w:rPr>
           <w:lang w:val="id_ID" w:bidi="id_ID"/>
         </w:rPr>
         <w:t xml:space="preserve">; bandingkan </w:t>
       </w:r>
-      <w:hyperlink r:id="rId38">
-        <w:r>
-          <w:rPr>
-            <w:lang w:val="id_ID" w:bidi="id_ID"/>
-          </w:rPr>
-          <w:rPr>
-            <w:color w:val="0000EE"/>
-            <w:u w:val="single"/>
-          </w:rPr>
-          <w:t>Bil. 8:5–26</w:t>
-        </w:r>
-      </w:hyperlink>
+      <w:r>
+        <w:rPr>
+          <w:lang w:val="id_ID" w:bidi="id_ID"/>
+        </w:rPr>
+        <w:t>Bil. 8:5–26</w:t>
+      </w:r>
       <w:r>
         <w:rPr>
           <w:lang w:val="id_ID" w:bidi="id_ID"/>
         </w:rPr>
         <w:t xml:space="preserve">; </w:t>
       </w:r>
-      <w:hyperlink r:id="rId39">
-        <w:r>
-          <w:rPr>
-            <w:lang w:val="id_ID" w:bidi="id_ID"/>
-          </w:rPr>
-          <w:rPr>
-            <w:color w:val="0000EE"/>
-            <w:u w:val="single"/>
-          </w:rPr>
-          <w:t>25:12–13</w:t>
-        </w:r>
-      </w:hyperlink>
+      <w:r>
+        <w:rPr>
+          <w:lang w:val="id_ID" w:bidi="id_ID"/>
+        </w:rPr>
+        <w:t>25:12–13</w:t>
+      </w:r>
       <w:r>
         <w:rPr>
           <w:lang w:val="id_ID" w:bidi="id_ID"/>
         </w:rPr>
         <w:t>). Tanggung jawab khusus mereka adalah mengajarkan perintah Allah (</w:t>
       </w:r>
-      <w:hyperlink r:id="rId40">
-        <w:r>
-          <w:rPr>
-            <w:lang w:val="id_ID" w:bidi="id_ID"/>
-          </w:rPr>
-          <w:rPr>
-            <w:color w:val="0000EE"/>
-            <w:u w:val="single"/>
-          </w:rPr>
-          <w:t>Mal. 2:7</w:t>
-        </w:r>
-      </w:hyperlink>
+      <w:r>
+        <w:rPr>
+          <w:lang w:val="id_ID" w:bidi="id_ID"/>
+        </w:rPr>
+        <w:t>Mal. 2:7</w:t>
+      </w:r>
       <w:r>
         <w:rPr>
           <w:lang w:val="id_ID" w:bidi="id_ID"/>
@@ -1683,18 +1449,12 @@
         </w:rPr>
         <w:t>Kepada para imam telah dipercayakan pengetahuan kudus dari Allah seperti yang diwahyukan dalam Hukum Musa. Melalui peran mereka sebagai pengajar, mereka adalah penjaga Perjanjian Allah dengan Israel (</w:t>
       </w:r>
-      <w:hyperlink r:id="rId41">
-        <w:r>
-          <w:rPr>
-            <w:lang w:val="id_ID" w:bidi="id_ID"/>
-          </w:rPr>
-          <w:rPr>
-            <w:color w:val="0000EE"/>
-            <w:u w:val="single"/>
-          </w:rPr>
-          <w:t>Ul. 33:9–10</w:t>
-        </w:r>
-      </w:hyperlink>
+      <w:r>
+        <w:rPr>
+          <w:lang w:val="id_ID" w:bidi="id_ID"/>
+        </w:rPr>
+        <w:t>Ul. 33:9–10</w:t>
+      </w:r>
       <w:r>
         <w:rPr>
           <w:lang w:val="id_ID" w:bidi="id_ID"/>
@@ -1775,36 +1535,24 @@
         </w:rPr>
         <w:t xml:space="preserve">): Ungkapan ini juga ditemukan dalam </w:t>
       </w:r>
-      <w:hyperlink r:id="rId33">
-        <w:r>
-          <w:rPr>
-            <w:lang w:val="id_ID" w:bidi="id_ID"/>
-          </w:rPr>
-          <w:rPr>
-            <w:color w:val="0000EE"/>
-            <w:u w:val="single"/>
-          </w:rPr>
-          <w:t>Mal.</w:t>
-        </w:r>
-      </w:hyperlink>
+      <w:r>
+        <w:rPr>
+          <w:lang w:val="id_ID" w:bidi="id_ID"/>
+        </w:rPr>
+        <w:t>Mal.</w:t>
+      </w:r>
       <w:r>
         <w:rPr>
           <w:lang w:val="id_ID" w:bidi="id_ID"/>
         </w:rPr>
         <w:t xml:space="preserve"> </w:t>
       </w:r>
-      <w:hyperlink r:id="rId33">
-        <w:r>
-          <w:rPr>
-            <w:lang w:val="id_ID" w:bidi="id_ID"/>
-          </w:rPr>
-          <w:rPr>
-            <w:color w:val="0000EE"/>
-            <w:u w:val="single"/>
-          </w:rPr>
-          <w:t>1:8</w:t>
-        </w:r>
-      </w:hyperlink>
+      <w:r>
+        <w:rPr>
+          <w:lang w:val="id_ID" w:bidi="id_ID"/>
+        </w:rPr>
+        <w:t>1:8</w:t>
+      </w:r>
       <w:r>
         <w:rPr>
           <w:lang w:val="id_ID" w:bidi="id_ID"/>
@@ -1898,18 +1646,12 @@
         </w:rPr>
         <w:t>, pengakuan iman monoteisme Israel (</w:t>
       </w:r>
-      <w:hyperlink r:id="rId42">
-        <w:r>
-          <w:rPr>
-            <w:lang w:val="id_ID" w:bidi="id_ID"/>
-          </w:rPr>
-          <w:rPr>
-            <w:color w:val="0000EE"/>
-            <w:u w:val="single"/>
-          </w:rPr>
-          <w:t>Ul. 6:4–5</w:t>
-        </w:r>
-      </w:hyperlink>
+      <w:r>
+        <w:rPr>
+          <w:lang w:val="id_ID" w:bidi="id_ID"/>
+        </w:rPr>
+        <w:t>Ul. 6:4–5</w:t>
+      </w:r>
       <w:r>
         <w:rPr>
           <w:lang w:val="id_ID" w:bidi="id_ID"/>
@@ -1964,60 +1706,36 @@
         </w:rPr>
         <w:t>Pesan ketiga Maleakhi menunjukkan bahwa kegagalan untuk menaati Perjanjian sudah meluas dari para imam ke seluruh masyarakat. Mereka tidak menepati Perjanjian dengan Tuhan ataupun dengan sesama bangsa sendiri ketika mereka menikahi wanita asing, dan mereka melanggar perjanjian dengan istri mereka ketika menceraikan para istri itu. Nabi Maleakhi sekarang berbicara kepada pendengarnya sebagai sesama warga, dengan perubahan gaya bahasa yang mencolok dari kecaman yang bersifat konfrontatif (</w:t>
       </w:r>
-      <w:hyperlink r:id="rId43">
-        <w:r>
-          <w:rPr>
-            <w:lang w:val="id_ID" w:bidi="id_ID"/>
-          </w:rPr>
-          <w:rPr>
-            <w:color w:val="0000EE"/>
-            <w:u w:val="single"/>
-          </w:rPr>
-          <w:t>Mal. 2:8–9</w:t>
-        </w:r>
-      </w:hyperlink>
+      <w:r>
+        <w:rPr>
+          <w:lang w:val="id_ID" w:bidi="id_ID"/>
+        </w:rPr>
+        <w:t>Mal. 2:8–9</w:t>
+      </w:r>
       <w:r>
         <w:rPr>
           <w:lang w:val="id_ID" w:bidi="id_ID"/>
         </w:rPr>
         <w:t>) menjadi permohonan inklusif (</w:t>
       </w:r>
-      <w:hyperlink r:id="rId44">
-        <w:r>
-          <w:rPr>
-            <w:lang w:val="id_ID" w:bidi="id_ID"/>
-          </w:rPr>
-          <w:rPr>
-            <w:color w:val="0000EE"/>
-            <w:u w:val="single"/>
-          </w:rPr>
-          <w:t xml:space="preserve">Mal. </w:t>
-        </w:r>
-      </w:hyperlink>
-      <w:hyperlink r:id="rId43">
-        <w:r>
-          <w:rPr>
-            <w:lang w:val="id_ID" w:bidi="id_ID"/>
-          </w:rPr>
-          <w:rPr>
-            <w:color w:val="0000EE"/>
-            <w:u w:val="single"/>
-          </w:rPr>
-          <w:t>2</w:t>
-        </w:r>
-      </w:hyperlink>
-      <w:hyperlink r:id="rId44">
-        <w:r>
-          <w:rPr>
-            <w:lang w:val="id_ID" w:bidi="id_ID"/>
-          </w:rPr>
-          <w:rPr>
-            <w:color w:val="0000EE"/>
-            <w:u w:val="single"/>
-          </w:rPr>
-          <w:t>:10</w:t>
-        </w:r>
-      </w:hyperlink>
+      <w:r>
+        <w:rPr>
+          <w:lang w:val="id_ID" w:bidi="id_ID"/>
+        </w:rPr>
+        <w:t xml:space="preserve">Mal. </w:t>
+      </w:r>
+      <w:r>
+        <w:rPr>
+          <w:lang w:val="id_ID" w:bidi="id_ID"/>
+        </w:rPr>
+        <w:t>2</w:t>
+      </w:r>
+      <w:r>
+        <w:rPr>
+          <w:lang w:val="id_ID" w:bidi="id_ID"/>
+        </w:rPr>
+        <w:t>:10</w:t>
+      </w:r>
       <w:r>
         <w:rPr>
           <w:lang w:val="id_ID" w:bidi="id_ID"/>
@@ -2072,36 +1790,24 @@
         </w:rPr>
         <w:t xml:space="preserve">Yehuda telah berkhianat, dan tindakan menjijikkan telah dilakukan di Israel dan Yerusalem: Para pria menceraikan istri mereka demi keuntungan ekonomi dari pernikahan campur dengan wanita non-Israel yang menyembah berhala. Melalui pernikahan ini, pria Yahudi mendapatkan akses ke serikat pedagang dan kartel perdagangan yang sudah ada ketika Bangsa Israel kembali dari Babel. Maleakhi menyamakan perzinahan ini dengan penyembahan berhala. Sejarah Israel menunjukkan bahwa pernikahan campur dengan wanita asing sejalan dengan penyembahan dewa asing. Kesetiaan seharusnya menjadi ciri khas hubungan perjanjian Israel, baik dengan Allah maupun dengan pasangan pernikahan. Perceraian dianggap sebagai penghinaan terhadap kesatuan dari perjanjian pernikahan (Mal. </w:t>
       </w:r>
-      <w:hyperlink r:id="rId45">
-        <w:r>
-          <w:rPr>
-            <w:lang w:val="id_ID" w:bidi="id_ID"/>
-          </w:rPr>
-          <w:rPr>
-            <w:color w:val="0000EE"/>
-            <w:u w:val="single"/>
-          </w:rPr>
-          <w:t>2:15</w:t>
-        </w:r>
-      </w:hyperlink>
+      <w:r>
+        <w:rPr>
+          <w:lang w:val="id_ID" w:bidi="id_ID"/>
+        </w:rPr>
+        <w:t>2:15</w:t>
+      </w:r>
       <w:r>
         <w:rPr>
           <w:lang w:val="id_ID" w:bidi="id_ID"/>
         </w:rPr>
         <w:t xml:space="preserve">; lihat </w:t>
       </w:r>
-      <w:hyperlink r:id="rId46">
-        <w:r>
-          <w:rPr>
-            <w:lang w:val="id_ID" w:bidi="id_ID"/>
-          </w:rPr>
-          <w:rPr>
-            <w:color w:val="0000EE"/>
-            <w:u w:val="single"/>
-          </w:rPr>
-          <w:t>Kej. 2:24</w:t>
-        </w:r>
-      </w:hyperlink>
+      <w:r>
+        <w:rPr>
+          <w:lang w:val="id_ID" w:bidi="id_ID"/>
+        </w:rPr>
+        <w:t>Kej. 2:24</w:t>
+      </w:r>
       <w:r>
         <w:rPr>
           <w:lang w:val="id_ID" w:bidi="id_ID"/>
@@ -2217,18 +1923,12 @@
         </w:rPr>
         <w:t xml:space="preserve"> “ikatan pasangan”). Kata Ibrani yang digunakan untuk itu adalah jahitan atau sambungan dalam konstruksi (misalnya, </w:t>
       </w:r>
-      <w:hyperlink r:id="rId47">
-        <w:r>
-          <w:rPr>
-            <w:lang w:val="id_ID" w:bidi="id_ID"/>
-          </w:rPr>
-          <w:rPr>
-            <w:color w:val="0000EE"/>
-            <w:u w:val="single"/>
-          </w:rPr>
-          <w:t>Kel. 26:6–11</w:t>
-        </w:r>
-      </w:hyperlink>
+      <w:r>
+        <w:rPr>
+          <w:lang w:val="id_ID" w:bidi="id_ID"/>
+        </w:rPr>
+        <w:t>Kel. 26:6–11</w:t>
+      </w:r>
       <w:r>
         <w:rPr>
           <w:lang w:val="id_ID" w:bidi="id_ID"/>
@@ -2248,18 +1948,12 @@
         </w:rPr>
         <w:t xml:space="preserve">): Pernikahan adalah perjanjian khidmat, di mana Allah sendiri menjadi saksi (lihat </w:t>
       </w:r>
-      <w:hyperlink r:id="rId48">
-        <w:r>
-          <w:rPr>
-            <w:lang w:val="id_ID" w:bidi="id_ID"/>
-          </w:rPr>
-          <w:rPr>
-            <w:color w:val="0000EE"/>
-            <w:u w:val="single"/>
-          </w:rPr>
-          <w:t>Ams. 2:17</w:t>
-        </w:r>
-      </w:hyperlink>
+      <w:r>
+        <w:rPr>
+          <w:lang w:val="id_ID" w:bidi="id_ID"/>
+        </w:rPr>
+        <w:t>Ams. 2:17</w:t>
+      </w:r>
       <w:r>
         <w:rPr>
           <w:lang w:val="id_ID" w:bidi="id_ID"/>
@@ -2314,90 +2008,60 @@
         </w:rPr>
         <w:t xml:space="preserve">membenci: Allah membenci perjanjian yang dilanggar (lihat </w:t>
       </w:r>
-      <w:hyperlink r:id="rId49">
-        <w:r>
-          <w:rPr>
-            <w:lang w:val="id_ID" w:bidi="id_ID"/>
-          </w:rPr>
-          <w:rPr>
-            <w:color w:val="0000EE"/>
-            <w:u w:val="single"/>
-          </w:rPr>
-          <w:t>Mal.</w:t>
-        </w:r>
-      </w:hyperlink>
+      <w:r>
+        <w:rPr>
+          <w:lang w:val="id_ID" w:bidi="id_ID"/>
+        </w:rPr>
+        <w:t>Mal.</w:t>
+      </w:r>
       <w:r>
         <w:rPr>
           <w:lang w:val="id_ID" w:bidi="id_ID"/>
         </w:rPr>
         <w:t xml:space="preserve"> </w:t>
       </w:r>
-      <w:hyperlink r:id="rId49">
-        <w:r>
-          <w:rPr>
-            <w:lang w:val="id_ID" w:bidi="id_ID"/>
-          </w:rPr>
-          <w:rPr>
-            <w:color w:val="0000EE"/>
-            <w:u w:val="single"/>
-          </w:rPr>
-          <w:t>1:3</w:t>
-        </w:r>
-      </w:hyperlink>
+      <w:r>
+        <w:rPr>
+          <w:lang w:val="id_ID" w:bidi="id_ID"/>
+        </w:rPr>
+        <w:t>1:3</w:t>
+      </w:r>
       <w:r>
         <w:rPr>
           <w:lang w:val="id_ID" w:bidi="id_ID"/>
         </w:rPr>
         <w:t xml:space="preserve">; </w:t>
       </w:r>
-      <w:hyperlink r:id="rId50">
-        <w:r>
-          <w:rPr>
-            <w:lang w:val="id_ID" w:bidi="id_ID"/>
-          </w:rPr>
-          <w:rPr>
-            <w:color w:val="0000EE"/>
-            <w:u w:val="single"/>
-          </w:rPr>
-          <w:t>Hos. 9:15</w:t>
-        </w:r>
-      </w:hyperlink>
+      <w:r>
+        <w:rPr>
+          <w:lang w:val="id_ID" w:bidi="id_ID"/>
+        </w:rPr>
+        <w:t>Hos. 9:15</w:t>
+      </w:r>
       <w:r>
         <w:rPr>
           <w:lang w:val="id_ID" w:bidi="id_ID"/>
         </w:rPr>
         <w:t>). Hal ini sesuai karena hubungan Allah dengan umat-Nya dicirikan oleh kesetiaan, dan Dia mengharapkan hal yang sama dari Israel (</w:t>
       </w:r>
-      <w:hyperlink r:id="rId51">
-        <w:r>
-          <w:rPr>
-            <w:lang w:val="id_ID" w:bidi="id_ID"/>
-          </w:rPr>
-          <w:rPr>
-            <w:color w:val="0000EE"/>
-            <w:u w:val="single"/>
-          </w:rPr>
-          <w:t>Kel. 34:6</w:t>
-        </w:r>
-      </w:hyperlink>
+      <w:r>
+        <w:rPr>
+          <w:lang w:val="id_ID" w:bidi="id_ID"/>
+        </w:rPr>
+        <w:t>Kel. 34:6</w:t>
+      </w:r>
       <w:r>
         <w:rPr>
           <w:lang w:val="id_ID" w:bidi="id_ID"/>
         </w:rPr>
         <w:t xml:space="preserve">; </w:t>
       </w:r>
-      <w:hyperlink r:id="rId52">
-        <w:r>
-          <w:rPr>
-            <w:lang w:val="id_ID" w:bidi="id_ID"/>
-          </w:rPr>
-          <w:rPr>
-            <w:color w:val="0000EE"/>
-            <w:u w:val="single"/>
-          </w:rPr>
-          <w:t>Ul. 7:9</w:t>
-        </w:r>
-      </w:hyperlink>
+      <w:r>
+        <w:rPr>
+          <w:lang w:val="id_ID" w:bidi="id_ID"/>
+        </w:rPr>
+        <w:t>Ul. 7:9</w:t>
+      </w:r>
       <w:r>
         <w:rPr>
           <w:lang w:val="id_ID" w:bidi="id_ID"/>
@@ -2417,18 +2081,12 @@
         </w:rPr>
         <w:t xml:space="preserve">) berarti mengusir pasangan yang dinikahi. Maleakhi ingin memperbaiki penyalahgunaan hukum perceraian (lihat </w:t>
       </w:r>
-      <w:hyperlink r:id="rId53">
-        <w:r>
-          <w:rPr>
-            <w:lang w:val="id_ID" w:bidi="id_ID"/>
-          </w:rPr>
-          <w:rPr>
-            <w:color w:val="0000EE"/>
-            <w:u w:val="single"/>
-          </w:rPr>
-          <w:t>Ul. 24:1–4</w:t>
-        </w:r>
-      </w:hyperlink>
+      <w:r>
+        <w:rPr>
+          <w:lang w:val="id_ID" w:bidi="id_ID"/>
+        </w:rPr>
+        <w:t>Ul. 24:1–4</w:t>
+      </w:r>
       <w:r>
         <w:rPr>
           <w:lang w:val="id_ID" w:bidi="id_ID"/>
@@ -2531,72 +2189,48 @@
         </w:rPr>
         <w:t>Pesan keempat dari Maleakhi berkaitan dengan perbedaan antara keadilan Allah dan keadilan manusia (</w:t>
       </w:r>
-      <w:hyperlink r:id="rId54">
-        <w:r>
-          <w:rPr>
-            <w:lang w:val="id_ID" w:bidi="id_ID"/>
-          </w:rPr>
-          <w:rPr>
-            <w:color w:val="0000EE"/>
-            <w:u w:val="single"/>
-          </w:rPr>
-          <w:t>Mal.</w:t>
-        </w:r>
-      </w:hyperlink>
+      <w:r>
+        <w:rPr>
+          <w:lang w:val="id_ID" w:bidi="id_ID"/>
+        </w:rPr>
+        <w:t>Mal.</w:t>
+      </w:r>
       <w:r>
         <w:rPr>
           <w:lang w:val="id_ID" w:bidi="id_ID"/>
         </w:rPr>
         <w:t xml:space="preserve"> </w:t>
       </w:r>
-      <w:hyperlink r:id="rId54">
-        <w:r>
-          <w:rPr>
-            <w:lang w:val="id_ID" w:bidi="id_ID"/>
-          </w:rPr>
-          <w:rPr>
-            <w:color w:val="0000EE"/>
-            <w:u w:val="single"/>
-          </w:rPr>
-          <w:t>2:17</w:t>
-        </w:r>
-      </w:hyperlink>
+      <w:r>
+        <w:rPr>
+          <w:lang w:val="id_ID" w:bidi="id_ID"/>
+        </w:rPr>
+        <w:t>2:17</w:t>
+      </w:r>
       <w:r>
         <w:rPr>
           <w:lang w:val="id_ID" w:bidi="id_ID"/>
         </w:rPr>
         <w:t xml:space="preserve">). Jika Kitab Maleakhi diibaratkan sebagai drama dalam ruang sidang, pesan keempat ini ibarat adegan dakwaan resmi terhadap Yehuda. Maleakhi menuduh adanya legalitas agamawi yang patuh, tetapi tanpa ketulusan hati (lihat </w:t>
       </w:r>
-      <w:hyperlink r:id="rId55">
-        <w:r>
-          <w:rPr>
-            <w:lang w:val="id_ID" w:bidi="id_ID"/>
-          </w:rPr>
-          <w:rPr>
-            <w:color w:val="0000EE"/>
-            <w:u w:val="single"/>
-          </w:rPr>
-          <w:t>Mal.</w:t>
-        </w:r>
-      </w:hyperlink>
+      <w:r>
+        <w:rPr>
+          <w:lang w:val="id_ID" w:bidi="id_ID"/>
+        </w:rPr>
+        <w:t>Mal.</w:t>
+      </w:r>
       <w:r>
         <w:rPr>
           <w:lang w:val="id_ID" w:bidi="id_ID"/>
         </w:rPr>
         <w:t xml:space="preserve"> </w:t>
       </w:r>
-      <w:hyperlink r:id="rId55">
-        <w:r>
-          <w:rPr>
-            <w:lang w:val="id_ID" w:bidi="id_ID"/>
-          </w:rPr>
-          <w:rPr>
-            <w:color w:val="0000EE"/>
-            <w:u w:val="single"/>
-          </w:rPr>
-          <w:t>3:14</w:t>
-        </w:r>
-      </w:hyperlink>
+      <w:r>
+        <w:rPr>
+          <w:lang w:val="id_ID" w:bidi="id_ID"/>
+        </w:rPr>
+        <w:t>3:14</w:t>
+      </w:r>
       <w:r>
         <w:rPr>
           <w:lang w:val="id_ID" w:bidi="id_ID"/>
@@ -2651,72 +2285,48 @@
         </w:rPr>
         <w:t xml:space="preserve">Utusan-Ku (Ibrani mal’aki): Ini adalah permainan kata pada nama Maleakhi. Utusan tersebut bisa jadi adalah malaikat atau manusia yang berfungsi sebagai pembawa pesan ilahi. Yesus menyebut Yohanes Pembaptis dengan merujuk pada bagian ini (lihat </w:t>
       </w:r>
-      <w:hyperlink r:id="rId56">
-        <w:r>
-          <w:rPr>
-            <w:lang w:val="id_ID" w:bidi="id_ID"/>
-          </w:rPr>
-          <w:rPr>
-            <w:color w:val="0000EE"/>
-            <w:u w:val="single"/>
-          </w:rPr>
-          <w:t>Mat. 11:10</w:t>
-        </w:r>
-      </w:hyperlink>
+      <w:r>
+        <w:rPr>
+          <w:lang w:val="id_ID" w:bidi="id_ID"/>
+        </w:rPr>
+        <w:t>Mat. 11:10</w:t>
+      </w:r>
       <w:r>
         <w:rPr>
           <w:lang w:val="id_ID" w:bidi="id_ID"/>
         </w:rPr>
         <w:t xml:space="preserve">; </w:t>
       </w:r>
-      <w:hyperlink r:id="rId57">
-        <w:r>
-          <w:rPr>
-            <w:lang w:val="id_ID" w:bidi="id_ID"/>
-          </w:rPr>
-          <w:rPr>
-            <w:color w:val="0000EE"/>
-            <w:u w:val="single"/>
-          </w:rPr>
-          <w:t>Mrk. 1:2</w:t>
-        </w:r>
-      </w:hyperlink>
+      <w:r>
+        <w:rPr>
+          <w:lang w:val="id_ID" w:bidi="id_ID"/>
+        </w:rPr>
+        <w:t>Mrk. 1:2</w:t>
+      </w:r>
       <w:r>
         <w:rPr>
           <w:lang w:val="id_ID" w:bidi="id_ID"/>
         </w:rPr>
         <w:t xml:space="preserve">; </w:t>
       </w:r>
-      <w:hyperlink r:id="rId58">
-        <w:r>
-          <w:rPr>
-            <w:lang w:val="id_ID" w:bidi="id_ID"/>
-          </w:rPr>
-          <w:rPr>
-            <w:color w:val="0000EE"/>
-            <w:u w:val="single"/>
-          </w:rPr>
-          <w:t>Lukas 7:27</w:t>
-        </w:r>
-      </w:hyperlink>
+      <w:r>
+        <w:rPr>
+          <w:lang w:val="id_ID" w:bidi="id_ID"/>
+        </w:rPr>
+        <w:t>Lukas 7:27</w:t>
+      </w:r>
       <w:r>
         <w:rPr>
           <w:lang w:val="id_ID" w:bidi="id_ID"/>
         </w:rPr>
         <w:t xml:space="preserve">). • Pendengar Maleakhi mungkin memahami sang utusan perjanjian sebagai makhluk ilahi (bdk. </w:t>
       </w:r>
-      <w:hyperlink r:id="rId59">
-        <w:r>
-          <w:rPr>
-            <w:lang w:val="id_ID" w:bidi="id_ID"/>
-          </w:rPr>
-          <w:rPr>
-            <w:color w:val="0000EE"/>
-            <w:u w:val="single"/>
-          </w:rPr>
-          <w:t>Kel 23:20–23</w:t>
-        </w:r>
-      </w:hyperlink>
+      <w:r>
+        <w:rPr>
+          <w:lang w:val="id_ID" w:bidi="id_ID"/>
+        </w:rPr>
+        <w:t>Kel 23:20–23</w:t>
+      </w:r>
       <w:r>
         <w:rPr>
           <w:lang w:val="id_ID" w:bidi="id_ID"/>
@@ -2771,72 +2381,48 @@
         </w:rPr>
         <w:t>api tukang pemurni logam: Kotoran dari kejahatan orang-orang harus dibakar oleh api pengujian dan hukuman ilahi (</w:t>
       </w:r>
-      <w:hyperlink r:id="rId60">
-        <w:r>
-          <w:rPr>
-            <w:lang w:val="id_ID" w:bidi="id_ID"/>
-          </w:rPr>
-          <w:rPr>
-            <w:color w:val="0000EE"/>
-            <w:u w:val="single"/>
-          </w:rPr>
-          <w:t>Yes. 1:25</w:t>
-        </w:r>
-      </w:hyperlink>
+      <w:r>
+        <w:rPr>
+          <w:lang w:val="id_ID" w:bidi="id_ID"/>
+        </w:rPr>
+        <w:t>Yes. 1:25</w:t>
+      </w:r>
       <w:r>
         <w:rPr>
           <w:lang w:val="id_ID" w:bidi="id_ID"/>
         </w:rPr>
         <w:t xml:space="preserve">; </w:t>
       </w:r>
-      <w:hyperlink r:id="rId61">
-        <w:r>
-          <w:rPr>
-            <w:lang w:val="id_ID" w:bidi="id_ID"/>
-          </w:rPr>
-          <w:rPr>
-            <w:color w:val="0000EE"/>
-            <w:u w:val="single"/>
-          </w:rPr>
-          <w:t>Yer. 6:29</w:t>
-        </w:r>
-      </w:hyperlink>
+      <w:r>
+        <w:rPr>
+          <w:lang w:val="id_ID" w:bidi="id_ID"/>
+        </w:rPr>
+        <w:t>Yer. 6:29</w:t>
+      </w:r>
       <w:r>
         <w:rPr>
           <w:lang w:val="id_ID" w:bidi="id_ID"/>
         </w:rPr>
         <w:t xml:space="preserve">; </w:t>
       </w:r>
-      <w:hyperlink r:id="rId62">
-        <w:r>
-          <w:rPr>
-            <w:lang w:val="id_ID" w:bidi="id_ID"/>
-          </w:rPr>
-          <w:rPr>
-            <w:color w:val="0000EE"/>
-            <w:u w:val="single"/>
-          </w:rPr>
-          <w:t>Yeh. 22:22</w:t>
-        </w:r>
-      </w:hyperlink>
+      <w:r>
+        <w:rPr>
+          <w:lang w:val="id_ID" w:bidi="id_ID"/>
+        </w:rPr>
+        <w:t>Yeh. 22:22</w:t>
+      </w:r>
       <w:r>
         <w:rPr>
           <w:lang w:val="id_ID" w:bidi="id_ID"/>
         </w:rPr>
         <w:t xml:space="preserve">). • sabun tukang penatu: Sabun alkali yang dibuat dari tumbuhan (lihat </w:t>
       </w:r>
-      <w:hyperlink r:id="rId63">
-        <w:r>
-          <w:rPr>
-            <w:lang w:val="id_ID" w:bidi="id_ID"/>
-          </w:rPr>
-          <w:rPr>
-            <w:color w:val="0000EE"/>
-            <w:u w:val="single"/>
-          </w:rPr>
-          <w:t>Yer. 2:22</w:t>
-        </w:r>
-      </w:hyperlink>
+      <w:r>
+        <w:rPr>
+          <w:lang w:val="id_ID" w:bidi="id_ID"/>
+        </w:rPr>
+        <w:t>Yer. 2:22</w:t>
+      </w:r>
       <w:r>
         <w:rPr>
           <w:lang w:val="id_ID" w:bidi="id_ID"/>
@@ -2891,84 +2477,54 @@
         </w:rPr>
         <w:t>Kata-kata ini menggambarkan suatu proses hukum di mana Allah bertindak sebagai jaksa penuntut dan saksi kunci (penyedia bukti) melawan Yehuda pasca-pembuangan. • Penyihir mempraktikkan sihir, ilmu hitam, atau meramal untuk keuntungan pribadi. • Hari penghakiman Allah yang akan datang nanti kelak memurnikan orang-orang Yahudi yang berdosa (</w:t>
       </w:r>
-      <w:hyperlink r:id="rId64">
-        <w:r>
-          <w:rPr>
-            <w:lang w:val="id_ID" w:bidi="id_ID"/>
-          </w:rPr>
-          <w:rPr>
-            <w:color w:val="0000EE"/>
-            <w:u w:val="single"/>
-          </w:rPr>
-          <w:t>Mal.</w:t>
-        </w:r>
-      </w:hyperlink>
+      <w:r>
+        <w:rPr>
+          <w:lang w:val="id_ID" w:bidi="id_ID"/>
+        </w:rPr>
+        <w:t>Mal.</w:t>
+      </w:r>
       <w:r>
         <w:rPr>
           <w:lang w:val="id_ID" w:bidi="id_ID"/>
         </w:rPr>
         <w:t xml:space="preserve"> </w:t>
       </w:r>
-      <w:hyperlink r:id="rId64">
-        <w:r>
-          <w:rPr>
-            <w:lang w:val="id_ID" w:bidi="id_ID"/>
-          </w:rPr>
-          <w:rPr>
-            <w:color w:val="0000EE"/>
-            <w:u w:val="single"/>
-          </w:rPr>
-          <w:t>3:3</w:t>
-        </w:r>
-      </w:hyperlink>
+      <w:r>
+        <w:rPr>
+          <w:lang w:val="id_ID" w:bidi="id_ID"/>
+        </w:rPr>
+        <w:t>3:3</w:t>
+      </w:r>
       <w:r>
         <w:rPr>
           <w:lang w:val="id_ID" w:bidi="id_ID"/>
         </w:rPr>
         <w:t>) atau membinasakan mereka (</w:t>
       </w:r>
-      <w:hyperlink r:id="rId65">
-        <w:r>
-          <w:rPr>
-            <w:lang w:val="id_ID" w:bidi="id_ID"/>
-          </w:rPr>
-          <w:rPr>
-            <w:color w:val="0000EE"/>
-            <w:u w:val="single"/>
-          </w:rPr>
-          <w:t>Mal.</w:t>
-        </w:r>
-      </w:hyperlink>
+      <w:r>
+        <w:rPr>
+          <w:lang w:val="id_ID" w:bidi="id_ID"/>
+        </w:rPr>
+        <w:t>Mal.</w:t>
+      </w:r>
       <w:r>
         <w:rPr>
           <w:lang w:val="id_ID" w:bidi="id_ID"/>
         </w:rPr>
         <w:t xml:space="preserve"> </w:t>
       </w:r>
-      <w:hyperlink r:id="rId64">
-        <w:r>
-          <w:rPr>
-            <w:lang w:val="id_ID" w:bidi="id_ID"/>
-          </w:rPr>
-          <w:rPr>
-            <w:color w:val="0000EE"/>
-            <w:u w:val="single"/>
-          </w:rPr>
-          <w:t>4</w:t>
-        </w:r>
-      </w:hyperlink>
-      <w:hyperlink r:id="rId65">
-        <w:r>
-          <w:rPr>
-            <w:lang w:val="id_ID" w:bidi="id_ID"/>
-          </w:rPr>
-          <w:rPr>
-            <w:color w:val="0000EE"/>
-            <w:u w:val="single"/>
-          </w:rPr>
-          <w:t>:1–2</w:t>
-        </w:r>
-      </w:hyperlink>
+      <w:r>
+        <w:rPr>
+          <w:lang w:val="id_ID" w:bidi="id_ID"/>
+        </w:rPr>
+        <w:t>4</w:t>
+      </w:r>
+      <w:r>
+        <w:rPr>
+          <w:lang w:val="id_ID" w:bidi="id_ID"/>
+        </w:rPr>
+        <w:t>:1–2</w:t>
+      </w:r>
       <w:r>
         <w:rPr>
           <w:lang w:val="id_ID" w:bidi="id_ID"/>
@@ -3023,36 +2579,24 @@
         </w:rPr>
         <w:t>Pesan yang kelima dari Maleakhi menggemakan pesan pertama (</w:t>
       </w:r>
-      <w:hyperlink r:id="rId66">
-        <w:r>
-          <w:rPr>
-            <w:lang w:val="id_ID" w:bidi="id_ID"/>
-          </w:rPr>
-          <w:rPr>
-            <w:color w:val="0000EE"/>
-            <w:u w:val="single"/>
-          </w:rPr>
-          <w:t>Mal.</w:t>
-        </w:r>
-      </w:hyperlink>
+      <w:r>
+        <w:rPr>
+          <w:lang w:val="id_ID" w:bidi="id_ID"/>
+        </w:rPr>
+        <w:t>Mal.</w:t>
+      </w:r>
       <w:r>
         <w:rPr>
           <w:lang w:val="id_ID" w:bidi="id_ID"/>
         </w:rPr>
         <w:t xml:space="preserve"> </w:t>
       </w:r>
-      <w:hyperlink r:id="rId66">
-        <w:r>
-          <w:rPr>
-            <w:lang w:val="id_ID" w:bidi="id_ID"/>
-          </w:rPr>
-          <w:rPr>
-            <w:color w:val="0000EE"/>
-            <w:u w:val="single"/>
-          </w:rPr>
-          <w:t>1:2–5</w:t>
-        </w:r>
-      </w:hyperlink>
+      <w:r>
+        <w:rPr>
+          <w:lang w:val="id_ID" w:bidi="id_ID"/>
+        </w:rPr>
+        <w:t>1:2–5</w:t>
+      </w:r>
       <w:r>
         <w:rPr>
           <w:lang w:val="id_ID" w:bidi="id_ID"/>
@@ -3107,114 +2651,72 @@
         </w:rPr>
         <w:t xml:space="preserve">Dalam konteks hubungan Perjanjian, kata kembali mengungkapkan perubahan kesetiaan dari pihak Israel atau pun Allah. Biasanya, istilah ini dipahami sebagai pertobatan, perubahan arah sepenuhnya kembali kepada Allah, atau penataan ulang total menuju Tuhan. Kata kerja imperatif (kalimat perintah) menyampaikan urgensi dan menuntut respons segera dari para pendengar. Kecaman atas penyembahan yang tidak tulus dibangun di atas dakwaan serupa dalam perselisihan kedua (lihat </w:t>
       </w:r>
-      <w:hyperlink r:id="rId27">
-        <w:r>
-          <w:rPr>
-            <w:lang w:val="id_ID" w:bidi="id_ID"/>
-          </w:rPr>
-          <w:rPr>
-            <w:color w:val="0000EE"/>
-            <w:u w:val="single"/>
-          </w:rPr>
-          <w:t>Mal. 1:6–14</w:t>
-        </w:r>
-      </w:hyperlink>
+      <w:r>
+        <w:rPr>
+          <w:lang w:val="id_ID" w:bidi="id_ID"/>
+        </w:rPr>
+        <w:t>Mal. 1:6–14</w:t>
+      </w:r>
       <w:r>
         <w:rPr>
           <w:lang w:val="id_ID" w:bidi="id_ID"/>
         </w:rPr>
         <w:t>), sama seperti janji Allah untuk “membuka tingkap-tingkap langit” (</w:t>
       </w:r>
-      <w:hyperlink r:id="rId67">
-        <w:r>
-          <w:rPr>
-            <w:lang w:val="id_ID" w:bidi="id_ID"/>
-          </w:rPr>
-          <w:rPr>
-            <w:color w:val="0000EE"/>
-            <w:u w:val="single"/>
-          </w:rPr>
-          <w:t>Mal.</w:t>
-        </w:r>
-      </w:hyperlink>
+      <w:r>
+        <w:rPr>
+          <w:lang w:val="id_ID" w:bidi="id_ID"/>
+        </w:rPr>
+        <w:t>Mal.</w:t>
+      </w:r>
       <w:r>
         <w:rPr>
           <w:lang w:val="id_ID" w:bidi="id_ID"/>
         </w:rPr>
         <w:t xml:space="preserve"> </w:t>
       </w:r>
-      <w:hyperlink r:id="rId27">
-        <w:r>
-          <w:rPr>
-            <w:lang w:val="id_ID" w:bidi="id_ID"/>
-          </w:rPr>
-          <w:rPr>
-            <w:color w:val="0000EE"/>
-            <w:u w:val="single"/>
-          </w:rPr>
-          <w:t>3</w:t>
-        </w:r>
-      </w:hyperlink>
-      <w:hyperlink r:id="rId67">
-        <w:r>
-          <w:rPr>
-            <w:lang w:val="id_ID" w:bidi="id_ID"/>
-          </w:rPr>
-          <w:rPr>
-            <w:color w:val="0000EE"/>
-            <w:u w:val="single"/>
-          </w:rPr>
-          <w:t>:10</w:t>
-        </w:r>
-      </w:hyperlink>
+      <w:r>
+        <w:rPr>
+          <w:lang w:val="id_ID" w:bidi="id_ID"/>
+        </w:rPr>
+        <w:t>3</w:t>
+      </w:r>
+      <w:r>
+        <w:rPr>
+          <w:lang w:val="id_ID" w:bidi="id_ID"/>
+        </w:rPr>
+        <w:t>:10</w:t>
+      </w:r>
       <w:r>
         <w:rPr>
           <w:lang w:val="id_ID" w:bidi="id_ID"/>
         </w:rPr>
         <w:t xml:space="preserve">) menegaskan kekuasaan-Nya sebagai “raja Agung” (lihat </w:t>
       </w:r>
-      <w:hyperlink r:id="rId68">
-        <w:r>
-          <w:rPr>
-            <w:lang w:val="id_ID" w:bidi="id_ID"/>
-          </w:rPr>
-          <w:rPr>
-            <w:color w:val="0000EE"/>
-            <w:u w:val="single"/>
-          </w:rPr>
-          <w:t>Mal.</w:t>
-        </w:r>
-      </w:hyperlink>
+      <w:r>
+        <w:rPr>
+          <w:lang w:val="id_ID" w:bidi="id_ID"/>
+        </w:rPr>
+        <w:t>Mal.</w:t>
+      </w:r>
       <w:r>
         <w:rPr>
           <w:lang w:val="id_ID" w:bidi="id_ID"/>
         </w:rPr>
         <w:t xml:space="preserve"> </w:t>
       </w:r>
-      <w:hyperlink r:id="rId27">
-        <w:r>
-          <w:rPr>
-            <w:lang w:val="id_ID" w:bidi="id_ID"/>
-          </w:rPr>
-          <w:rPr>
-            <w:color w:val="0000EE"/>
-            <w:u w:val="single"/>
-          </w:rPr>
-          <w:t>1</w:t>
-        </w:r>
-      </w:hyperlink>
-      <w:hyperlink r:id="rId68">
-        <w:r>
-          <w:rPr>
-            <w:lang w:val="id_ID" w:bidi="id_ID"/>
-          </w:rPr>
-          <w:rPr>
-            <w:color w:val="0000EE"/>
-            <w:u w:val="single"/>
-          </w:rPr>
-          <w:t>:14</w:t>
-        </w:r>
-      </w:hyperlink>
+      <w:r>
+        <w:rPr>
+          <w:lang w:val="id_ID" w:bidi="id_ID"/>
+        </w:rPr>
+        <w:t>1</w:t>
+      </w:r>
+      <w:r>
+        <w:rPr>
+          <w:lang w:val="id_ID" w:bidi="id_ID"/>
+        </w:rPr>
+        <w:t>:14</w:t>
+      </w:r>
       <w:r>
         <w:rPr>
           <w:lang w:val="id_ID" w:bidi="id_ID"/>
@@ -3269,90 +2771,60 @@
         </w:rPr>
         <w:t xml:space="preserve">Maleakhi menghimbau Yehuda untuk melakukan pembaruan menyeluruh dalam praktik mereka memberikan persembahan kepada Tuhan. • Persepuluhan, sepersepuluh dari hasil tanah, adalah persembahan yang diwajibkan (lihat </w:t>
       </w:r>
-      <w:hyperlink r:id="rId69">
-        <w:r>
-          <w:rPr>
-            <w:lang w:val="id_ID" w:bidi="id_ID"/>
-          </w:rPr>
-          <w:rPr>
-            <w:color w:val="0000EE"/>
-            <w:u w:val="single"/>
-          </w:rPr>
-          <w:t>Ul. 12:6</w:t>
-        </w:r>
-      </w:hyperlink>
+      <w:r>
+        <w:rPr>
+          <w:lang w:val="id_ID" w:bidi="id_ID"/>
+        </w:rPr>
+        <w:t>Ul. 12:6</w:t>
+      </w:r>
       <w:r>
         <w:rPr>
           <w:lang w:val="id_ID" w:bidi="id_ID"/>
         </w:rPr>
         <w:t xml:space="preserve">, </w:t>
       </w:r>
-      <w:hyperlink r:id="rId70">
-        <w:r>
-          <w:rPr>
-            <w:lang w:val="id_ID" w:bidi="id_ID"/>
-          </w:rPr>
-          <w:rPr>
-            <w:color w:val="0000EE"/>
-            <w:u w:val="single"/>
-          </w:rPr>
-          <w:t>11</w:t>
-        </w:r>
-      </w:hyperlink>
+      <w:r>
+        <w:rPr>
+          <w:lang w:val="id_ID" w:bidi="id_ID"/>
+        </w:rPr>
+        <w:t>11</w:t>
+      </w:r>
       <w:r>
         <w:rPr>
           <w:lang w:val="id_ID" w:bidi="id_ID"/>
         </w:rPr>
         <w:t xml:space="preserve">, </w:t>
       </w:r>
-      <w:hyperlink r:id="rId71">
-        <w:r>
-          <w:rPr>
-            <w:lang w:val="id_ID" w:bidi="id_ID"/>
-          </w:rPr>
-          <w:rPr>
-            <w:color w:val="0000EE"/>
-            <w:u w:val="single"/>
-          </w:rPr>
-          <w:t>17</w:t>
-        </w:r>
-      </w:hyperlink>
+      <w:r>
+        <w:rPr>
+          <w:lang w:val="id_ID" w:bidi="id_ID"/>
+        </w:rPr>
+        <w:t>17</w:t>
+      </w:r>
       <w:r>
         <w:rPr>
           <w:lang w:val="id_ID" w:bidi="id_ID"/>
         </w:rPr>
         <w:t xml:space="preserve">). Persembahan adalah pemberian tambahan atau kontribusi yang diberikan kepada Tuhan atau tempat suci-Nya. Persembahan ini mencakup hasil bumi, barang-barang material (seperti bahan bangunan atau pakaian), atau barang berharga pribadi (seperti emas, perak, atau batu mulia). • Kesusahan terbaru yang dialami Yehuda adalah akibat dari kutukan Allah (lihat </w:t>
       </w:r>
-      <w:hyperlink r:id="rId36">
-        <w:r>
-          <w:rPr>
-            <w:lang w:val="id_ID" w:bidi="id_ID"/>
-          </w:rPr>
-          <w:rPr>
-            <w:color w:val="0000EE"/>
-            <w:u w:val="single"/>
-          </w:rPr>
-          <w:t>Ul. 28:20</w:t>
-        </w:r>
-      </w:hyperlink>
+      <w:r>
+        <w:rPr>
+          <w:lang w:val="id_ID" w:bidi="id_ID"/>
+        </w:rPr>
+        <w:t>Ul. 28:20</w:t>
+      </w:r>
       <w:r>
         <w:rPr>
           <w:lang w:val="id_ID" w:bidi="id_ID"/>
         </w:rPr>
         <w:t xml:space="preserve">, </w:t>
       </w:r>
-      <w:hyperlink r:id="rId72">
-        <w:r>
-          <w:rPr>
-            <w:lang w:val="id_ID" w:bidi="id_ID"/>
-          </w:rPr>
-          <w:rPr>
-            <w:color w:val="0000EE"/>
-            <w:u w:val="single"/>
-          </w:rPr>
-          <w:t>27</w:t>
-        </w:r>
-      </w:hyperlink>
+      <w:r>
+        <w:rPr>
+          <w:lang w:val="id_ID" w:bidi="id_ID"/>
+        </w:rPr>
+        <w:t>27</w:t>
+      </w:r>
       <w:r>
         <w:rPr>
           <w:lang w:val="id_ID" w:bidi="id_ID"/>
@@ -3503,72 +2975,48 @@
         </w:rPr>
         <w:t xml:space="preserve">Bicaramu kurang ajar tentang Aku: Orang-orang menuduh Allah memihak kepada orang jahat dan secara terang-terangan mempertanyakan atau meragukan keadilan-Nya (lihat </w:t>
       </w:r>
-      <w:hyperlink r:id="rId54">
-        <w:r>
-          <w:rPr>
-            <w:lang w:val="id_ID" w:bidi="id_ID"/>
-          </w:rPr>
-          <w:rPr>
-            <w:color w:val="0000EE"/>
-            <w:u w:val="single"/>
-          </w:rPr>
-          <w:t>Mal.</w:t>
-        </w:r>
-      </w:hyperlink>
+      <w:r>
+        <w:rPr>
+          <w:lang w:val="id_ID" w:bidi="id_ID"/>
+        </w:rPr>
+        <w:t>Mal.</w:t>
+      </w:r>
       <w:r>
         <w:rPr>
           <w:lang w:val="id_ID" w:bidi="id_ID"/>
         </w:rPr>
         <w:t xml:space="preserve"> </w:t>
       </w:r>
-      <w:hyperlink r:id="rId54">
-        <w:r>
-          <w:rPr>
-            <w:lang w:val="id_ID" w:bidi="id_ID"/>
-          </w:rPr>
-          <w:rPr>
-            <w:color w:val="0000EE"/>
-            <w:u w:val="single"/>
-          </w:rPr>
-          <w:t>2:17</w:t>
-        </w:r>
-      </w:hyperlink>
+      <w:r>
+        <w:rPr>
+          <w:lang w:val="id_ID" w:bidi="id_ID"/>
+        </w:rPr>
+        <w:t>2:17</w:t>
+      </w:r>
       <w:r>
         <w:rPr>
           <w:lang w:val="id_ID" w:bidi="id_ID"/>
         </w:rPr>
         <w:t>), padahal Tuhan mencintai keadilan (</w:t>
       </w:r>
-      <w:hyperlink r:id="rId73">
-        <w:r>
-          <w:rPr>
-            <w:lang w:val="id_ID" w:bidi="id_ID"/>
-          </w:rPr>
-          <w:rPr>
-            <w:color w:val="0000EE"/>
-            <w:u w:val="single"/>
-          </w:rPr>
-          <w:t>Mzm. 9:16</w:t>
-        </w:r>
-      </w:hyperlink>
+      <w:r>
+        <w:rPr>
+          <w:lang w:val="id_ID" w:bidi="id_ID"/>
+        </w:rPr>
+        <w:t>Mzm. 9:16</w:t>
+      </w:r>
       <w:r>
         <w:rPr>
           <w:lang w:val="id_ID" w:bidi="id_ID"/>
         </w:rPr>
         <w:t xml:space="preserve">; </w:t>
       </w:r>
-      <w:hyperlink r:id="rId74">
-        <w:r>
-          <w:rPr>
-            <w:lang w:val="id_ID" w:bidi="id_ID"/>
-          </w:rPr>
-          <w:rPr>
-            <w:color w:val="0000EE"/>
-            <w:u w:val="single"/>
-          </w:rPr>
-          <w:t>37:28</w:t>
-        </w:r>
-      </w:hyperlink>
+      <w:r>
+        <w:rPr>
+          <w:lang w:val="id_ID" w:bidi="id_ID"/>
+        </w:rPr>
+        <w:t>37:28</w:t>
+      </w:r>
       <w:r>
         <w:rPr>
           <w:lang w:val="id_ID" w:bidi="id_ID"/>
@@ -3623,72 +3071,48 @@
         </w:rPr>
         <w:t>Pesan terakhir Maleakhi terdiri dari dua pidato yang berbeda tetapi saling berhubungan. Pidato pertama menekankan pentingnya pelayanan kepada Tuhan (</w:t>
       </w:r>
-      <w:hyperlink r:id="rId75">
-        <w:r>
-          <w:rPr>
-            <w:lang w:val="id_ID" w:bidi="id_ID"/>
-          </w:rPr>
-          <w:rPr>
-            <w:color w:val="0000EE"/>
-            <w:u w:val="single"/>
-          </w:rPr>
-          <w:t>Mal.</w:t>
-        </w:r>
-      </w:hyperlink>
+      <w:r>
+        <w:rPr>
+          <w:lang w:val="id_ID" w:bidi="id_ID"/>
+        </w:rPr>
+        <w:t>Mal.</w:t>
+      </w:r>
       <w:r>
         <w:rPr>
           <w:lang w:val="id_ID" w:bidi="id_ID"/>
         </w:rPr>
         <w:t xml:space="preserve"> </w:t>
       </w:r>
-      <w:hyperlink r:id="rId75">
-        <w:r>
-          <w:rPr>
-            <w:lang w:val="id_ID" w:bidi="id_ID"/>
-          </w:rPr>
-          <w:rPr>
-            <w:color w:val="0000EE"/>
-            <w:u w:val="single"/>
-          </w:rPr>
-          <w:t>3:13–18</w:t>
-        </w:r>
-      </w:hyperlink>
+      <w:r>
+        <w:rPr>
+          <w:lang w:val="id_ID" w:bidi="id_ID"/>
+        </w:rPr>
+        <w:t>3:13–18</w:t>
+      </w:r>
       <w:r>
         <w:rPr>
           <w:lang w:val="id_ID" w:bidi="id_ID"/>
         </w:rPr>
         <w:t>), sementara pidato kedua membandingkan nasib orang jahat dengan orang benar (</w:t>
       </w:r>
-      <w:hyperlink r:id="rId76">
-        <w:r>
-          <w:rPr>
-            <w:lang w:val="id_ID" w:bidi="id_ID"/>
-          </w:rPr>
-          <w:rPr>
-            <w:color w:val="0000EE"/>
-            <w:u w:val="single"/>
-          </w:rPr>
-          <w:t>Mal.</w:t>
-        </w:r>
-      </w:hyperlink>
+      <w:r>
+        <w:rPr>
+          <w:lang w:val="id_ID" w:bidi="id_ID"/>
+        </w:rPr>
+        <w:t>Mal.</w:t>
+      </w:r>
       <w:r>
         <w:rPr>
           <w:lang w:val="id_ID" w:bidi="id_ID"/>
         </w:rPr>
         <w:t xml:space="preserve"> </w:t>
       </w:r>
-      <w:hyperlink r:id="rId76">
-        <w:r>
-          <w:rPr>
-            <w:lang w:val="id_ID" w:bidi="id_ID"/>
-          </w:rPr>
-          <w:rPr>
-            <w:color w:val="0000EE"/>
-            <w:u w:val="single"/>
-          </w:rPr>
-          <w:t>4:1–3</w:t>
-        </w:r>
-      </w:hyperlink>
+      <w:r>
+        <w:rPr>
+          <w:lang w:val="id_ID" w:bidi="id_ID"/>
+        </w:rPr>
+        <w:t>4:1–3</w:t>
+      </w:r>
       <w:r>
         <w:rPr>
           <w:lang w:val="id_ID" w:bidi="id_ID"/>
@@ -3707,18 +3131,12 @@
         </w:rPr>
         <w:t>). Nabi mengulang tema dari pesan keempat (</w:t>
       </w:r>
-      <w:hyperlink r:id="rId77">
-        <w:r>
-          <w:rPr>
-            <w:lang w:val="id_ID" w:bidi="id_ID"/>
-          </w:rPr>
-          <w:rPr>
-            <w:color w:val="0000EE"/>
-            <w:u w:val="single"/>
-          </w:rPr>
-          <w:t>Mal. 3:1–5</w:t>
-        </w:r>
-      </w:hyperlink>
+      <w:r>
+        <w:rPr>
+          <w:lang w:val="id_ID" w:bidi="id_ID"/>
+        </w:rPr>
+        <w:t>Mal. 3:1–5</w:t>
+      </w:r>
       <w:r>
         <w:rPr>
           <w:lang w:val="id_ID" w:bidi="id_ID"/>
@@ -3773,36 +3191,24 @@
         </w:rPr>
         <w:t>Apakah untungnya … ? Banyak orang beranggapan bahwa perbuatan benar akan mendatangkan berkat materi (</w:t>
       </w:r>
-      <w:hyperlink r:id="rId78">
-        <w:r>
-          <w:rPr>
-            <w:lang w:val="id_ID" w:bidi="id_ID"/>
-          </w:rPr>
-          <w:rPr>
-            <w:color w:val="0000EE"/>
-            <w:u w:val="single"/>
-          </w:rPr>
-          <w:t>Ul. 28</w:t>
-        </w:r>
-      </w:hyperlink>
+      <w:r>
+        <w:rPr>
+          <w:lang w:val="id_ID" w:bidi="id_ID"/>
+        </w:rPr>
+        <w:t>Ul. 28</w:t>
+      </w:r>
       <w:r>
         <w:rPr>
           <w:lang w:val="id_ID" w:bidi="id_ID"/>
         </w:rPr>
         <w:t xml:space="preserve">). • berjalan dengan pakaian berkabung: Idenya adalah untuk menunjukkan penyesalan dengan berjalan dengan wajah sedih atau mengenakan pakaian berkabung, seolah-olah tindakan tersebut benar dengan sendirinya (lihat </w:t>
       </w:r>
-      <w:hyperlink r:id="rId79">
-        <w:r>
-          <w:rPr>
-            <w:lang w:val="id_ID" w:bidi="id_ID"/>
-          </w:rPr>
-          <w:rPr>
-            <w:color w:val="0000EE"/>
-            <w:u w:val="single"/>
-          </w:rPr>
-          <w:t>Mat. 6:1–18</w:t>
-        </w:r>
-      </w:hyperlink>
+      <w:r>
+        <w:rPr>
+          <w:lang w:val="id_ID" w:bidi="id_ID"/>
+        </w:rPr>
+        <w:t>Mat. 6:1–18</w:t>
+      </w:r>
       <w:r>
         <w:rPr>
           <w:lang w:val="id_ID" w:bidi="id_ID"/>
@@ -3857,36 +3263,24 @@
         </w:rPr>
         <w:t xml:space="preserve">Menyebut orang sombong sebagai orang yang diberkati adalah penghinaan terhadap keadilan Allah (lihat </w:t>
       </w:r>
-      <w:hyperlink r:id="rId80">
-        <w:r>
-          <w:rPr>
-            <w:lang w:val="id_ID" w:bidi="id_ID"/>
-          </w:rPr>
-          <w:rPr>
-            <w:color w:val="0000EE"/>
-            <w:u w:val="single"/>
-          </w:rPr>
-          <w:t>Mal.</w:t>
-        </w:r>
-      </w:hyperlink>
+      <w:r>
+        <w:rPr>
+          <w:lang w:val="id_ID" w:bidi="id_ID"/>
+        </w:rPr>
+        <w:t>Mal.</w:t>
+      </w:r>
       <w:r>
         <w:rPr>
           <w:lang w:val="id_ID" w:bidi="id_ID"/>
         </w:rPr>
         <w:t xml:space="preserve"> </w:t>
       </w:r>
-      <w:hyperlink r:id="rId80">
-        <w:r>
-          <w:rPr>
-            <w:lang w:val="id_ID" w:bidi="id_ID"/>
-          </w:rPr>
-          <w:rPr>
-            <w:color w:val="0000EE"/>
-            <w:u w:val="single"/>
-          </w:rPr>
-          <w:t>3:13</w:t>
-        </w:r>
-      </w:hyperlink>
+      <w:r>
+        <w:rPr>
+          <w:lang w:val="id_ID" w:bidi="id_ID"/>
+        </w:rPr>
+        <w:t>3:13</w:t>
+      </w:r>
       <w:r>
         <w:rPr>
           <w:lang w:val="id_ID" w:bidi="id_ID"/>
@@ -3989,36 +3383,24 @@
         </w:rPr>
         <w:t xml:space="preserve">Nabi di sini berperan sebagai pencatat, melaporkan reaksi pendengar terhadap pesan terakhirnya dan tanggapan Allah terhadap diskusi di antara orang yang takut akan Tuhan. Meskipun Allah mendengarkan pertimbangan mereka (lihat </w:t>
       </w:r>
-      <w:hyperlink r:id="rId81">
-        <w:r>
-          <w:rPr>
-            <w:lang w:val="id_ID" w:bidi="id_ID"/>
-          </w:rPr>
-          <w:rPr>
-            <w:color w:val="0000EE"/>
-            <w:u w:val="single"/>
-          </w:rPr>
-          <w:t>Mal.</w:t>
-        </w:r>
-      </w:hyperlink>
+      <w:r>
+        <w:rPr>
+          <w:lang w:val="id_ID" w:bidi="id_ID"/>
+        </w:rPr>
+        <w:t>Mal.</w:t>
+      </w:r>
       <w:r>
         <w:rPr>
           <w:lang w:val="id_ID" w:bidi="id_ID"/>
         </w:rPr>
         <w:t xml:space="preserve"> </w:t>
       </w:r>
-      <w:hyperlink r:id="rId81">
-        <w:r>
-          <w:rPr>
-            <w:lang w:val="id_ID" w:bidi="id_ID"/>
-          </w:rPr>
-          <w:rPr>
-            <w:color w:val="0000EE"/>
-            <w:u w:val="single"/>
-          </w:rPr>
-          <w:t>3:16</w:t>
-        </w:r>
-      </w:hyperlink>
+      <w:r>
+        <w:rPr>
+          <w:lang w:val="id_ID" w:bidi="id_ID"/>
+        </w:rPr>
+        <w:t>3:16</w:t>
+      </w:r>
       <w:r>
         <w:rPr>
           <w:lang w:val="id_ID" w:bidi="id_ID"/>
@@ -4169,144 +3551,96 @@
         </w:rPr>
         <w:t xml:space="preserve">Gelar Surya Kebenaran mungkin berasal dari cakram matahari bersayap yang sering ditemukan dalam ikonografi Timur Dekat kuno. Di sini, gelar ini mungkin merujuk pada Mesias atau menggambarkan secara kiasan era baru kebenaran di mana Allah akan membalikkan kutukan dosa. Pemulihan rohani Israel, atau penyembuhan, akan didasarkan pada pembersihan oleh Allah terhadap umat-Nya dan pengampunan dosa mereka (lihat </w:t>
       </w:r>
-      <w:hyperlink r:id="rId82">
-        <w:r>
-          <w:rPr>
-            <w:lang w:val="id_ID" w:bidi="id_ID"/>
-          </w:rPr>
-          <w:rPr>
-            <w:color w:val="0000EE"/>
-            <w:u w:val="single"/>
-          </w:rPr>
-          <w:t>Yer. 33:6–8</w:t>
-        </w:r>
-      </w:hyperlink>
+      <w:r>
+        <w:rPr>
+          <w:lang w:val="id_ID" w:bidi="id_ID"/>
+        </w:rPr>
+        <w:t>Yer. 33:6–8</w:t>
+      </w:r>
       <w:r>
         <w:rPr>
           <w:lang w:val="id_ID" w:bidi="id_ID"/>
         </w:rPr>
         <w:t xml:space="preserve">; bdk. </w:t>
       </w:r>
-      <w:hyperlink r:id="rId83">
-        <w:r>
-          <w:rPr>
-            <w:lang w:val="id_ID" w:bidi="id_ID"/>
-          </w:rPr>
-          <w:rPr>
-            <w:color w:val="0000EE"/>
-            <w:u w:val="single"/>
-          </w:rPr>
-          <w:t>Yer. 8:14–15</w:t>
-        </w:r>
-      </w:hyperlink>
+      <w:r>
+        <w:rPr>
+          <w:lang w:val="id_ID" w:bidi="id_ID"/>
+        </w:rPr>
+        <w:t>Yer. 8:14–15</w:t>
+      </w:r>
       <w:r>
         <w:rPr>
           <w:lang w:val="id_ID" w:bidi="id_ID"/>
         </w:rPr>
         <w:t>). Hal ini akan terjadi melalui pengakuan dosa berjamaah dan kembalinya mereka kepada Allah (</w:t>
       </w:r>
-      <w:hyperlink r:id="rId84">
-        <w:r>
-          <w:rPr>
-            <w:lang w:val="id_ID" w:bidi="id_ID"/>
-          </w:rPr>
-          <w:rPr>
-            <w:color w:val="0000EE"/>
-            <w:u w:val="single"/>
-          </w:rPr>
-          <w:t>Mal. 3:7</w:t>
-        </w:r>
-      </w:hyperlink>
+      <w:r>
+        <w:rPr>
+          <w:lang w:val="id_ID" w:bidi="id_ID"/>
+        </w:rPr>
+        <w:t>Mal. 3:7</w:t>
+      </w:r>
       <w:r>
         <w:rPr>
           <w:lang w:val="id_ID" w:bidi="id_ID"/>
         </w:rPr>
         <w:t xml:space="preserve">; bdk. </w:t>
       </w:r>
-      <w:hyperlink r:id="rId85">
-        <w:r>
-          <w:rPr>
-            <w:lang w:val="id_ID" w:bidi="id_ID"/>
-          </w:rPr>
-          <w:rPr>
-            <w:color w:val="0000EE"/>
-            <w:u w:val="single"/>
-          </w:rPr>
-          <w:t>Yer. 14:19–20</w:t>
-        </w:r>
-      </w:hyperlink>
+      <w:r>
+        <w:rPr>
+          <w:lang w:val="id_ID" w:bidi="id_ID"/>
+        </w:rPr>
+        <w:t>Yer. 14:19–20</w:t>
+      </w:r>
       <w:r>
         <w:rPr>
           <w:lang w:val="id_ID" w:bidi="id_ID"/>
         </w:rPr>
         <w:t xml:space="preserve">). • pada sayapnya: Sayap yang terbentang adalah simbol perlindungan dan penyelamatan Allah (lihat </w:t>
       </w:r>
-      <w:hyperlink r:id="rId86">
-        <w:r>
-          <w:rPr>
-            <w:lang w:val="id_ID" w:bidi="id_ID"/>
-          </w:rPr>
-          <w:rPr>
-            <w:color w:val="0000EE"/>
-            <w:u w:val="single"/>
-          </w:rPr>
-          <w:t>Kel. 19:4</w:t>
-        </w:r>
-      </w:hyperlink>
+      <w:r>
+        <w:rPr>
+          <w:lang w:val="id_ID" w:bidi="id_ID"/>
+        </w:rPr>
+        <w:t>Kel. 19:4</w:t>
+      </w:r>
       <w:r>
         <w:rPr>
           <w:lang w:val="id_ID" w:bidi="id_ID"/>
         </w:rPr>
         <w:t xml:space="preserve">; </w:t>
       </w:r>
-      <w:hyperlink r:id="rId87">
-        <w:r>
-          <w:rPr>
-            <w:lang w:val="id_ID" w:bidi="id_ID"/>
-          </w:rPr>
-          <w:rPr>
-            <w:color w:val="0000EE"/>
-            <w:u w:val="single"/>
-          </w:rPr>
-          <w:t>Ul. 32:10–11</w:t>
-        </w:r>
-      </w:hyperlink>
+      <w:r>
+        <w:rPr>
+          <w:lang w:val="id_ID" w:bidi="id_ID"/>
+        </w:rPr>
+        <w:t>Ul. 32:10–11</w:t>
+      </w:r>
       <w:r>
         <w:rPr>
           <w:lang w:val="id_ID" w:bidi="id_ID"/>
         </w:rPr>
         <w:t xml:space="preserve">; </w:t>
       </w:r>
-      <w:hyperlink r:id="rId88">
-        <w:r>
-          <w:rPr>
-            <w:lang w:val="id_ID" w:bidi="id_ID"/>
-          </w:rPr>
-          <w:rPr>
-            <w:color w:val="0000EE"/>
-            <w:u w:val="single"/>
-          </w:rPr>
-          <w:t>Mzm. 17:8</w:t>
-        </w:r>
-      </w:hyperlink>
+      <w:r>
+        <w:rPr>
+          <w:lang w:val="id_ID" w:bidi="id_ID"/>
+        </w:rPr>
+        <w:t>Mzm. 17:8</w:t>
+      </w:r>
       <w:r>
         <w:rPr>
           <w:lang w:val="id_ID" w:bidi="id_ID"/>
         </w:rPr>
         <w:t xml:space="preserve">; </w:t>
       </w:r>
-      <w:hyperlink r:id="rId89">
-        <w:r>
-          <w:rPr>
-            <w:lang w:val="id_ID" w:bidi="id_ID"/>
-          </w:rPr>
-          <w:rPr>
-            <w:color w:val="0000EE"/>
-            <w:u w:val="single"/>
-          </w:rPr>
-          <w:t>18:10</w:t>
-        </w:r>
-      </w:hyperlink>
+      <w:r>
+        <w:rPr>
+          <w:lang w:val="id_ID" w:bidi="id_ID"/>
+        </w:rPr>
+        <w:t>18:10</w:t>
+      </w:r>
       <w:r>
         <w:rPr>
           <w:lang w:val="id_ID" w:bidi="id_ID"/>
@@ -4361,18 +3695,12 @@
         </w:rPr>
         <w:t xml:space="preserve">Catatan pertama mengingatkan Yehuda untuk menaati Hukum Musa. Identitas Israel berakar pada peristiwa Keluaran dan diperjelas oleh Perjanjian Sinai yang dimediasi oleh Musa (lihat </w:t>
       </w:r>
-      <w:hyperlink r:id="rId90">
-        <w:r>
-          <w:rPr>
-            <w:lang w:val="id_ID" w:bidi="id_ID"/>
-          </w:rPr>
-          <w:rPr>
-            <w:color w:val="0000EE"/>
-            <w:u w:val="single"/>
-          </w:rPr>
-          <w:t>Ul. 34:10–12</w:t>
-        </w:r>
-      </w:hyperlink>
+      <w:r>
+        <w:rPr>
+          <w:lang w:val="id_ID" w:bidi="id_ID"/>
+        </w:rPr>
+        <w:t>Ul. 34:10–12</w:t>
+      </w:r>
       <w:r>
         <w:rPr>
           <w:lang w:val="id_ID" w:bidi="id_ID"/>
@@ -4427,54 +3755,36 @@
         </w:rPr>
         <w:t xml:space="preserve">Kitab ini diakhiri dengan epilog yang berisi seruan tentang Musa dan Elia, dua contoh ideal yang beriman kepada Tuhan serta teladan Hukum Taurat dan para Nabi (lihat </w:t>
       </w:r>
-      <w:hyperlink r:id="rId91">
-        <w:r>
-          <w:rPr>
-            <w:lang w:val="id_ID" w:bidi="id_ID"/>
-          </w:rPr>
-          <w:rPr>
-            <w:color w:val="0000EE"/>
-            <w:u w:val="single"/>
-          </w:rPr>
-          <w:t>Mat. 17:1–4</w:t>
-        </w:r>
-      </w:hyperlink>
+      <w:r>
+        <w:rPr>
+          <w:lang w:val="id_ID" w:bidi="id_ID"/>
+        </w:rPr>
+        <w:t>Mat. 17:1–4</w:t>
+      </w:r>
       <w:r>
         <w:rPr>
           <w:lang w:val="id_ID" w:bidi="id_ID"/>
         </w:rPr>
         <w:t>). Keduanya dijunjung sebagai contoh bagi pendengar Maleakhi untuk diikuti. Dalam tradisi Ibrani kuno, dua seruan ini mungkin berfungsi sebagai catatan tambahan untuk gulungan yang berisi dua belas Nabi Kecil (yang lebih pendek). Jika demikian, catatan tambahan pertama (</w:t>
       </w:r>
-      <w:hyperlink r:id="rId92">
-        <w:r>
-          <w:rPr>
-            <w:lang w:val="id_ID" w:bidi="id_ID"/>
-          </w:rPr>
-          <w:rPr>
-            <w:color w:val="0000EE"/>
-            <w:u w:val="single"/>
-          </w:rPr>
-          <w:t>Mal. 4:4</w:t>
-        </w:r>
-      </w:hyperlink>
+      <w:r>
+        <w:rPr>
+          <w:lang w:val="id_ID" w:bidi="id_ID"/>
+        </w:rPr>
+        <w:t>Mal. 4:4</w:t>
+      </w:r>
       <w:r>
         <w:rPr>
           <w:lang w:val="id_ID" w:bidi="id_ID"/>
         </w:rPr>
         <w:t>) menghubungkan gulungan tersebut dengan Hukum Musa. Yang kedua (</w:t>
       </w:r>
-      <w:hyperlink r:id="rId93">
-        <w:r>
-          <w:rPr>
-            <w:lang w:val="id_ID" w:bidi="id_ID"/>
-          </w:rPr>
-          <w:rPr>
-            <w:color w:val="0000EE"/>
-            <w:u w:val="single"/>
-          </w:rPr>
-          <w:t>Mal. 4:5–6</w:t>
-        </w:r>
-      </w:hyperlink>
+      <w:r>
+        <w:rPr>
+          <w:lang w:val="id_ID" w:bidi="id_ID"/>
+        </w:rPr>
+        <w:t>Mal. 4:5–6</w:t>
+      </w:r>
       <w:r>
         <w:rPr>
           <w:lang w:val="id_ID" w:bidi="id_ID"/>
@@ -4529,90 +3839,60 @@
         </w:rPr>
         <w:t xml:space="preserve">Catatan kedua memperingatkan bahwa penghakiman ilahi terhadap orang jahat memang sudah dekat, dan menjanjikan pembebasan serta pemulihan ilahi bagi orang benar. • Elia adalah contoh utama seorang nabi Allah yang mengajarkan pertobatan dengan pesan-pesan yang didukung oleh tanda-tanda dan keajaiban (lihat </w:t>
       </w:r>
-      <w:hyperlink r:id="rId94">
-        <w:r>
-          <w:rPr>
-            <w:lang w:val="id_ID" w:bidi="id_ID"/>
-          </w:rPr>
-          <w:rPr>
-            <w:color w:val="0000EE"/>
-            <w:u w:val="single"/>
-          </w:rPr>
-          <w:t>Lukas 1:17</w:t>
-        </w:r>
-      </w:hyperlink>
+      <w:r>
+        <w:rPr>
+          <w:lang w:val="id_ID" w:bidi="id_ID"/>
+        </w:rPr>
+        <w:t>Lukas 1:17</w:t>
+      </w:r>
       <w:r>
         <w:rPr>
           <w:lang w:val="id_ID" w:bidi="id_ID"/>
         </w:rPr>
         <w:t xml:space="preserve">; </w:t>
       </w:r>
-      <w:hyperlink r:id="rId95">
-        <w:r>
-          <w:rPr>
-            <w:lang w:val="id_ID" w:bidi="id_ID"/>
-          </w:rPr>
-          <w:rPr>
-            <w:color w:val="0000EE"/>
-            <w:u w:val="single"/>
-          </w:rPr>
-          <w:t>Yak. 5:17–18</w:t>
-        </w:r>
-      </w:hyperlink>
+      <w:r>
+        <w:rPr>
+          <w:lang w:val="id_ID" w:bidi="id_ID"/>
+        </w:rPr>
+        <w:t>Yak. 5:17–18</w:t>
+      </w:r>
       <w:r>
         <w:rPr>
           <w:lang w:val="id_ID" w:bidi="id_ID"/>
         </w:rPr>
         <w:t xml:space="preserve">). Elia adalah pendahulu hari Tuhan (lihat </w:t>
       </w:r>
-      <w:hyperlink r:id="rId96">
-        <w:r>
-          <w:rPr>
-            <w:lang w:val="id_ID" w:bidi="id_ID"/>
-          </w:rPr>
-          <w:rPr>
-            <w:color w:val="0000EE"/>
-            <w:u w:val="single"/>
-          </w:rPr>
-          <w:t>Mal. 3:1</w:t>
-        </w:r>
-      </w:hyperlink>
+      <w:r>
+        <w:rPr>
+          <w:lang w:val="id_ID" w:bidi="id_ID"/>
+        </w:rPr>
+        <w:t>Mal. 3:1</w:t>
+      </w:r>
       <w:r>
         <w:rPr>
           <w:lang w:val="id_ID" w:bidi="id_ID"/>
         </w:rPr>
         <w:t xml:space="preserve">). Perjanjian Baru mengidentifikasi Yohanes Pembaptis sebagai nabi yang mempersiapkan jalan bagi Yesus sang Mesias (lihat </w:t>
       </w:r>
-      <w:hyperlink r:id="rId97">
-        <w:r>
-          <w:rPr>
-            <w:lang w:val="id_ID" w:bidi="id_ID"/>
-          </w:rPr>
-          <w:rPr>
-            <w:color w:val="0000EE"/>
-            <w:u w:val="single"/>
-          </w:rPr>
-          <w:t>Mat. 11:11–15</w:t>
-        </w:r>
-      </w:hyperlink>
+      <w:r>
+        <w:rPr>
+          <w:lang w:val="id_ID" w:bidi="id_ID"/>
+        </w:rPr>
+        <w:t>Mat. 11:11–15</w:t>
+      </w:r>
       <w:r>
         <w:rPr>
           <w:lang w:val="id_ID" w:bidi="id_ID"/>
         </w:rPr>
         <w:t xml:space="preserve">; </w:t>
       </w:r>
-      <w:hyperlink r:id="rId94">
-        <w:r>
-          <w:rPr>
-            <w:lang w:val="id_ID" w:bidi="id_ID"/>
-          </w:rPr>
-          <w:rPr>
-            <w:color w:val="0000EE"/>
-            <w:u w:val="single"/>
-          </w:rPr>
-          <w:t>Luk. 1:17</w:t>
-        </w:r>
-      </w:hyperlink>
+      <w:r>
+        <w:rPr>
+          <w:lang w:val="id_ID" w:bidi="id_ID"/>
+        </w:rPr>
+        <w:t>Luk. 1:17</w:t>
+      </w:r>
       <w:r>
         <w:rPr>
           <w:lang w:val="id_ID" w:bidi="id_ID"/>
@@ -4667,90 +3947,60 @@
         </w:rPr>
         <w:t xml:space="preserve">Khotbahnya akan mengubah hati para bapa kepada anak-anak mereka: Dua tema utama yang menonjol dalam Maleakhi dan para nabi Perjanjian Lama pada umumnya adalah perubahan hati dan pelayanan pendamaian. Berbalik adalah istilah Perjanjian Lama untuk pertobatan dan menunjukkan perubahan total dalam kesetiaan. Berbalik kepada Allah menghasilkan pendamaian antar generasi (lihat </w:t>
       </w:r>
-      <w:hyperlink r:id="rId98">
-        <w:r>
-          <w:rPr>
-            <w:lang w:val="id_ID" w:bidi="id_ID"/>
-          </w:rPr>
-          <w:rPr>
-            <w:color w:val="0000EE"/>
-            <w:u w:val="single"/>
-          </w:rPr>
-          <w:t>2Kor. 5:18–20</w:t>
-        </w:r>
-      </w:hyperlink>
+      <w:r>
+        <w:rPr>
+          <w:lang w:val="id_ID" w:bidi="id_ID"/>
+        </w:rPr>
+        <w:t>2Kor. 5:18–20</w:t>
+      </w:r>
       <w:r>
         <w:rPr>
           <w:lang w:val="id_ID" w:bidi="id_ID"/>
         </w:rPr>
         <w:t xml:space="preserve">). • memukul bumi dengan kutukan: Kata kutukan menyiratkan kehancuran total (lihat </w:t>
       </w:r>
-      <w:hyperlink r:id="rId99">
-        <w:r>
-          <w:rPr>
-            <w:lang w:val="id_ID" w:bidi="id_ID"/>
-          </w:rPr>
-          <w:rPr>
-            <w:color w:val="0000EE"/>
-            <w:u w:val="single"/>
-          </w:rPr>
-          <w:t>Ul. 7:26</w:t>
-        </w:r>
-      </w:hyperlink>
+      <w:r>
+        <w:rPr>
+          <w:lang w:val="id_ID" w:bidi="id_ID"/>
+        </w:rPr>
+        <w:t>Ul. 7:26</w:t>
+      </w:r>
       <w:r>
         <w:rPr>
           <w:lang w:val="id_ID" w:bidi="id_ID"/>
         </w:rPr>
         <w:t xml:space="preserve">; </w:t>
       </w:r>
-      <w:hyperlink r:id="rId100">
-        <w:r>
-          <w:rPr>
-            <w:lang w:val="id_ID" w:bidi="id_ID"/>
-          </w:rPr>
-          <w:rPr>
-            <w:color w:val="0000EE"/>
-            <w:u w:val="single"/>
-          </w:rPr>
-          <w:t>1Sam. 15:18</w:t>
-        </w:r>
-      </w:hyperlink>
+      <w:r>
+        <w:rPr>
+          <w:lang w:val="id_ID" w:bidi="id_ID"/>
+        </w:rPr>
+        <w:t>1Sam. 15:18</w:t>
+      </w:r>
       <w:r>
         <w:rPr>
           <w:lang w:val="id_ID" w:bidi="id_ID"/>
         </w:rPr>
         <w:t xml:space="preserve">; </w:t>
       </w:r>
-      <w:hyperlink r:id="rId101">
-        <w:r>
-          <w:rPr>
-            <w:lang w:val="id_ID" w:bidi="id_ID"/>
-          </w:rPr>
-          <w:rPr>
-            <w:color w:val="0000EE"/>
-            <w:u w:val="single"/>
-          </w:rPr>
-          <w:t>Za. 14:11</w:t>
-        </w:r>
-      </w:hyperlink>
+      <w:r>
+        <w:rPr>
+          <w:lang w:val="id_ID" w:bidi="id_ID"/>
+        </w:rPr>
+        <w:t>Za. 14:11</w:t>
+      </w:r>
       <w:r>
         <w:rPr>
           <w:lang w:val="id_ID" w:bidi="id_ID"/>
         </w:rPr>
         <w:t xml:space="preserve">). Orang-orang Israel yang tidak menanggapi nabi Allah akan menghadapi kehancuran total, seperti yang telah menjadi nasib para pendahulu mereka yaitu bangsa Kanaan (misalnya, </w:t>
       </w:r>
-      <w:hyperlink r:id="rId102">
-        <w:r>
-          <w:rPr>
-            <w:lang w:val="id_ID" w:bidi="id_ID"/>
-          </w:rPr>
-          <w:rPr>
-            <w:color w:val="0000EE"/>
-            <w:u w:val="single"/>
-          </w:rPr>
-          <w:t>Yos. 6:17</w:t>
-        </w:r>
-      </w:hyperlink>
+      <w:r>
+        <w:rPr>
+          <w:lang w:val="id_ID" w:bidi="id_ID"/>
+        </w:rPr>
+        <w:t>Yos. 6:17</w:t>
+      </w:r>
       <w:r>
         <w:rPr>
           <w:lang w:val="id_ID" w:bidi="id_ID"/>
